--- a/Documentacion/Planificacion/Planes/PLAN DE GESTIÓN DE RECURSOS.docx
+++ b/Documentacion/Planificacion/Planes/PLAN DE GESTIÓN DE RECURSOS.docx
@@ -4,7 +4,7 @@
   <w:body>
     <w:tbl>
       <w:tblPr>
-        <w:tblStyle w:val="Tablaconcuadrcula"/>
+        <w:tblStyle w:val="TableGrid"/>
         <w:tblW w:w="0" w:type="auto"/>
         <w:tblLook w:val="04A0" w:firstRow="1" w:lastRow="0" w:firstColumn="1" w:lastColumn="0" w:noHBand="0" w:noVBand="1"/>
       </w:tblPr>
@@ -261,7 +261,7 @@
     </w:p>
     <w:tbl>
       <w:tblPr>
-        <w:tblStyle w:val="Tablaconcuadrcula"/>
+        <w:tblStyle w:val="TableGrid"/>
         <w:tblW w:w="0" w:type="auto"/>
         <w:tblLook w:val="04A0" w:firstRow="1" w:lastRow="0" w:firstColumn="1" w:lastColumn="0" w:noHBand="0" w:noVBand="1"/>
       </w:tblPr>
@@ -715,6 +715,48 @@
           <w:p>
             <w:pPr>
               <w:numPr>
+                <w:ilvl w:val="1"/>
+                <w:numId w:val="1"/>
+              </w:numPr>
+              <w:spacing w:after="0" w:afterAutospacing="0" w:line="240" w:lineRule="auto"/>
+              <w:rPr>
+                <w:rFonts w:ascii="Tahoma" w:hAnsi="Tahoma" w:cs="Tahoma"/>
+                <w:sz w:val="20"/>
+                <w:lang w:val="es-ES"/>
+              </w:rPr>
+            </w:pPr>
+            <w:r>
+              <w:rPr>
+                <w:rFonts w:ascii="Tahoma" w:hAnsi="Tahoma" w:cs="Tahoma"/>
+                <w:sz w:val="20"/>
+                <w:lang w:val="es-ES"/>
+              </w:rPr>
+              <w:t xml:space="preserve">Leaderboard: </w:t>
+            </w:r>
+            <w:r>
+              <w:rPr>
+                <w:rFonts w:ascii="Tahoma" w:hAnsi="Tahoma" w:cs="Tahoma"/>
+                <w:b/>
+                <w:bCs/>
+                <w:sz w:val="20"/>
+                <w:lang w:val="es-ES"/>
+              </w:rPr>
+              <w:t>Nakama</w:t>
+            </w:r>
+            <w:r>
+              <w:rPr>
+                <w:rFonts w:ascii="Tahoma" w:hAnsi="Tahoma" w:cs="Tahoma"/>
+                <w:b/>
+                <w:bCs/>
+                <w:sz w:val="20"/>
+                <w:lang w:val="es-ES"/>
+              </w:rPr>
+              <w:t>, Railway</w:t>
+            </w:r>
+          </w:p>
+          <w:p>
+            <w:pPr>
+              <w:numPr>
                 <w:ilvl w:val="0"/>
                 <w:numId w:val="1"/>
               </w:numPr>
@@ -1094,6 +1136,7 @@
               <w:rPr>
                 <w:rFonts w:ascii="Tahoma" w:hAnsi="Tahoma" w:cs="Tahoma"/>
                 <w:sz w:val="20"/>
+                <w:szCs w:val="20"/>
                 <w:lang w:val="es-ES"/>
               </w:rPr>
             </w:pPr>
@@ -1101,9 +1144,10 @@
               <w:rPr>
                 <w:rFonts w:ascii="Tahoma" w:hAnsi="Tahoma" w:cs="Tahoma"/>
                 <w:sz w:val="20"/>
-                <w:lang w:val="es-ES"/>
-              </w:rPr>
-              <w:t xml:space="preserve">La actualización de los recursos y tareas se realizará </w:t>
+                <w:szCs w:val="20"/>
+                <w:lang w:val="es-ES"/>
+              </w:rPr>
+              <w:t>La actualización de los recursos y tareas se realizará</w:t>
             </w:r>
             <w:r>
               <w:rPr>
@@ -1111,17 +1155,64 @@
                 <w:b/>
                 <w:bCs/>
                 <w:sz w:val="20"/>
-                <w:lang w:val="es-ES"/>
-              </w:rPr>
-              <w:t>semanalmente</w:t>
-            </w:r>
-            <w:r>
-              <w:rPr>
-                <w:rFonts w:ascii="Tahoma" w:hAnsi="Tahoma" w:cs="Tahoma"/>
-                <w:sz w:val="20"/>
-                <w:lang w:val="es-ES"/>
-              </w:rPr>
-              <w:t>.</w:t>
+                <w:szCs w:val="20"/>
+                <w:lang w:val="es-ES"/>
+              </w:rPr>
+              <w:t xml:space="preserve"> </w:t>
+            </w:r>
+            <w:r>
+              <w:rPr>
+                <w:rFonts w:ascii="Tahoma" w:hAnsi="Tahoma" w:cs="Tahoma"/>
+                <w:sz w:val="20"/>
+                <w:szCs w:val="20"/>
+                <w:lang w:val="es-ES"/>
+              </w:rPr>
+              <w:t>periódicamente</w:t>
+            </w:r>
+            <w:r>
+              <w:rPr>
+                <w:rFonts w:ascii="Tahoma" w:hAnsi="Tahoma" w:cs="Tahoma"/>
+                <w:sz w:val="20"/>
+                <w:szCs w:val="20"/>
+                <w:lang w:val="es-ES"/>
+              </w:rPr>
+              <w:t xml:space="preserve"> (</w:t>
+            </w:r>
+            <w:r>
+              <w:rPr>
+                <w:rFonts w:ascii="Tahoma" w:hAnsi="Tahoma" w:cs="Tahoma"/>
+                <w:sz w:val="20"/>
+                <w:szCs w:val="20"/>
+                <w:lang w:val="es-ES"/>
+              </w:rPr>
+              <w:t>por sprint o hito</w:t>
+            </w:r>
+            <w:r>
+              <w:rPr>
+                <w:rFonts w:ascii="Tahoma" w:hAnsi="Tahoma" w:cs="Tahoma"/>
+                <w:sz w:val="20"/>
+                <w:szCs w:val="20"/>
+                <w:lang w:val="es-ES"/>
+              </w:rPr>
+              <w:t>)</w:t>
+            </w:r>
+            <w:r>
+              <w:rPr>
+                <w:rFonts w:ascii="Tahoma" w:hAnsi="Tahoma" w:cs="Tahoma"/>
+                <w:sz w:val="20"/>
+                <w:szCs w:val="20"/>
+                <w:lang w:val="es-ES"/>
+              </w:rPr>
+              <w:t xml:space="preserve"> o cuando ocurra</w:t>
+            </w:r>
+            <w:r>
+              <w:rPr>
+                <w:rFonts w:ascii="Tahoma" w:hAnsi="Tahoma" w:cs="Tahoma"/>
+                <w:sz w:val="20"/>
+                <w:szCs w:val="20"/>
+                <w:lang w:val="es-ES"/>
+              </w:rPr>
+              <w:t>n sucesos significativos que obliguen a realizar la actualización inmediatamente.</w:t>
             </w:r>
           </w:p>
           <w:p>
@@ -1151,7 +1242,7 @@
     </w:p>
     <w:tbl>
       <w:tblPr>
-        <w:tblStyle w:val="Tablaconcuadrcula"/>
+        <w:tblStyle w:val="TableGrid"/>
         <w:tblW w:w="0" w:type="auto"/>
         <w:tblLook w:val="04A0" w:firstRow="1" w:lastRow="0" w:firstColumn="1" w:lastColumn="0" w:noHBand="0" w:noVBand="1"/>
       </w:tblPr>
@@ -1335,27 +1426,7 @@
                 <w:sz w:val="20"/>
                 <w:szCs w:val="20"/>
               </w:rPr>
-              <w:t>Jefe/</w:t>
-            </w:r>
-            <w:proofErr w:type="gramStart"/>
-            <w:r>
-              <w:rPr>
-                <w:rFonts w:ascii="Tahoma" w:hAnsi="Tahoma" w:cs="Tahoma"/>
-                <w:color w:val="000000" w:themeColor="text1"/>
-                <w:sz w:val="20"/>
-                <w:szCs w:val="20"/>
-              </w:rPr>
-              <w:t>Director</w:t>
-            </w:r>
-            <w:proofErr w:type="gramEnd"/>
-            <w:r>
-              <w:rPr>
-                <w:rFonts w:ascii="Tahoma" w:hAnsi="Tahoma" w:cs="Tahoma"/>
-                <w:color w:val="000000" w:themeColor="text1"/>
-                <w:sz w:val="20"/>
-                <w:szCs w:val="20"/>
-              </w:rPr>
-              <w:t xml:space="preserve"> de Proyecto</w:t>
+              <w:t>Jefe/Director de Proyecto</w:t>
             </w:r>
           </w:p>
         </w:tc>
@@ -1378,7 +1449,23 @@
                 <w:sz w:val="20"/>
                 <w:szCs w:val="20"/>
               </w:rPr>
-              <w:t>Coordina la planificación, ejecución y seguimiento del proyecto. Supervisa la gestión del cronograma, los recursos y la comunicación con el patrocinador. Facilita las reuniones y controla los riesgos, costes y entregables.</w:t>
+              <w:t xml:space="preserve">Coordina la planificación, ejecución y seguimiento del proyecto. Supervisa la gestión del cronograma, los recursos y la comunicación con el </w:t>
+            </w:r>
+            <w:r>
+              <w:rPr>
+                <w:rFonts w:ascii="Tahoma" w:hAnsi="Tahoma" w:cs="Tahoma"/>
+                <w:sz w:val="20"/>
+                <w:szCs w:val="20"/>
+              </w:rPr>
+              <w:t>tutor</w:t>
+            </w:r>
+            <w:r>
+              <w:rPr>
+                <w:rFonts w:ascii="Tahoma" w:hAnsi="Tahoma" w:cs="Tahoma"/>
+                <w:sz w:val="20"/>
+                <w:szCs w:val="20"/>
+              </w:rPr>
+              <w:t>. Facilita las reuniones y controla los riesgos, costes y entregables.</w:t>
             </w:r>
           </w:p>
         </w:tc>
@@ -1403,6 +1490,14 @@
                 <w:szCs w:val="20"/>
               </w:rPr>
               <w:t>1</w:t>
+            </w:r>
+            <w:r>
+              <w:rPr>
+                <w:rFonts w:ascii="Tahoma" w:hAnsi="Tahoma" w:cs="Tahoma"/>
+                <w:sz w:val="20"/>
+                <w:szCs w:val="20"/>
+              </w:rPr>
+              <w:t>-3</w:t>
             </w:r>
           </w:p>
         </w:tc>
@@ -1546,7 +1641,6 @@
                 <w:sz w:val="20"/>
                 <w:szCs w:val="20"/>
               </w:rPr>
-              <w:lastRenderedPageBreak/>
               <w:t>Diseñador</w:t>
             </w:r>
           </w:p>
@@ -1595,6 +1689,14 @@
                 <w:szCs w:val="20"/>
               </w:rPr>
               <w:t>1</w:t>
+            </w:r>
+            <w:r>
+              <w:rPr>
+                <w:rFonts w:ascii="Tahoma" w:hAnsi="Tahoma" w:cs="Tahoma"/>
+                <w:sz w:val="20"/>
+                <w:szCs w:val="20"/>
+              </w:rPr>
+              <w:t>-3</w:t>
             </w:r>
           </w:p>
         </w:tc>
@@ -1716,7 +1818,63 @@
                 <w:sz w:val="20"/>
                 <w:szCs w:val="20"/>
               </w:rPr>
-              <w:t>Programación en Godot, control de versiones (Git).</w:t>
+              <w:t>Programación en Godot,</w:t>
+            </w:r>
+            <w:r>
+              <w:rPr>
+                <w:rFonts w:ascii="Tahoma" w:hAnsi="Tahoma" w:cs="Tahoma"/>
+                <w:sz w:val="20"/>
+                <w:szCs w:val="20"/>
+              </w:rPr>
+              <w:t xml:space="preserve"> </w:t>
+            </w:r>
+            <w:r>
+              <w:rPr>
+                <w:rFonts w:ascii="Tahoma" w:hAnsi="Tahoma" w:cs="Tahoma"/>
+                <w:sz w:val="20"/>
+                <w:szCs w:val="20"/>
+              </w:rPr>
+              <w:t xml:space="preserve">conocimientos de </w:t>
+            </w:r>
+            <w:r>
+              <w:rPr>
+                <w:rFonts w:ascii="Tahoma" w:hAnsi="Tahoma" w:cs="Tahoma"/>
+                <w:sz w:val="20"/>
+                <w:szCs w:val="20"/>
+              </w:rPr>
+              <w:t>Nakama</w:t>
+            </w:r>
+            <w:r>
+              <w:rPr>
+                <w:rFonts w:ascii="Tahoma" w:hAnsi="Tahoma" w:cs="Tahoma"/>
+                <w:sz w:val="20"/>
+                <w:szCs w:val="20"/>
+              </w:rPr>
+              <w:t xml:space="preserve">, </w:t>
+            </w:r>
+            <w:r>
+              <w:rPr>
+                <w:rFonts w:ascii="Tahoma" w:hAnsi="Tahoma" w:cs="Tahoma"/>
+                <w:sz w:val="20"/>
+                <w:szCs w:val="20"/>
+              </w:rPr>
+              <w:t xml:space="preserve">despliegue de un servidor, </w:t>
+            </w:r>
+            <w:r>
+              <w:rPr>
+                <w:rFonts w:ascii="Tahoma" w:hAnsi="Tahoma" w:cs="Tahoma"/>
+                <w:sz w:val="20"/>
+                <w:szCs w:val="20"/>
+              </w:rPr>
+              <w:t>control</w:t>
+            </w:r>
+            <w:r>
+              <w:rPr>
+                <w:rFonts w:ascii="Tahoma" w:hAnsi="Tahoma" w:cs="Tahoma"/>
+                <w:sz w:val="20"/>
+                <w:szCs w:val="20"/>
+              </w:rPr>
+              <w:t xml:space="preserve"> de versiones (Git).</w:t>
             </w:r>
           </w:p>
         </w:tc>
@@ -1793,6 +1951,14 @@
                 <w:szCs w:val="20"/>
               </w:rPr>
               <w:t>1</w:t>
+            </w:r>
+            <w:r>
+              <w:rPr>
+                <w:rFonts w:ascii="Tahoma" w:hAnsi="Tahoma" w:cs="Tahoma"/>
+                <w:sz w:val="20"/>
+                <w:szCs w:val="20"/>
+              </w:rPr>
+              <w:t>-3</w:t>
             </w:r>
           </w:p>
         </w:tc>
@@ -1926,7 +2092,7 @@
     </w:p>
     <w:tbl>
       <w:tblPr>
-        <w:tblStyle w:val="Tablaconcuadrcula"/>
+        <w:tblStyle w:val="TableGrid"/>
         <w:tblW w:w="0" w:type="auto"/>
         <w:tblLook w:val="04A0" w:firstRow="1" w:lastRow="0" w:firstColumn="1" w:lastColumn="0" w:noHBand="0" w:noVBand="1"/>
       </w:tblPr>
@@ -1970,7 +2136,7 @@
           </w:tcPr>
           <w:tbl>
             <w:tblPr>
-              <w:tblStyle w:val="Tablaconcuadrcula"/>
+              <w:tblStyle w:val="TableGrid"/>
               <w:tblW w:w="0" w:type="auto"/>
               <w:tblLook w:val="04A0" w:firstRow="1" w:lastRow="0" w:firstColumn="1" w:lastColumn="0" w:noHBand="0" w:noVBand="1"/>
             </w:tblPr>
@@ -2410,7 +2576,52 @@
                       <w:szCs w:val="20"/>
                       <w:lang w:val="es-ES" w:eastAsia="es-ES"/>
                     </w:rPr>
-                    <w:t>Implementación del videojuego.</w:t>
+                    <w:t>Implementación del videojuego</w:t>
+                  </w:r>
+                  <w:r>
+                    <w:rPr>
+                      <w:rFonts w:ascii="Tahoma" w:eastAsia="Times New Roman" w:hAnsi="Tahoma" w:cs="Tahoma"/>
+                      <w:sz w:val="20"/>
+                      <w:szCs w:val="20"/>
+                      <w:lang w:val="es-ES" w:eastAsia="es-ES"/>
+                    </w:rPr>
+                    <w:t xml:space="preserve"> y del modelo de inteligencia artificial</w:t>
+                  </w:r>
+                  <w:r>
+                    <w:rPr>
+                      <w:rFonts w:ascii="Tahoma" w:eastAsia="Times New Roman" w:hAnsi="Tahoma" w:cs="Tahoma"/>
+                      <w:sz w:val="20"/>
+                      <w:szCs w:val="20"/>
+                      <w:lang w:val="es-ES" w:eastAsia="es-ES"/>
+                    </w:rPr>
+                    <w:t xml:space="preserve"> y gestión del servidor </w:t>
+                  </w:r>
+                  <w:r>
+                    <w:rPr>
+                      <w:rFonts w:ascii="Tahoma" w:eastAsia="Times New Roman" w:hAnsi="Tahoma" w:cs="Tahoma"/>
+                      <w:sz w:val="20"/>
+                      <w:szCs w:val="20"/>
+                      <w:lang w:val="es-ES" w:eastAsia="es-ES"/>
+                    </w:rPr>
+                    <w:t xml:space="preserve">que almacena los datos para </w:t>
+                  </w:r>
+                  <w:r>
+                    <w:rPr>
+                      <w:rFonts w:ascii="Tahoma" w:eastAsia="Times New Roman" w:hAnsi="Tahoma" w:cs="Tahoma"/>
+                      <w:sz w:val="20"/>
+                      <w:szCs w:val="20"/>
+                      <w:lang w:val="es-ES" w:eastAsia="es-ES"/>
+                    </w:rPr>
+                    <w:t>el</w:t>
+                  </w:r>
+                  <w:r>
+                    <w:rPr>
+                      <w:rFonts w:ascii="Tahoma" w:eastAsia="Times New Roman" w:hAnsi="Tahoma" w:cs="Tahoma"/>
+                      <w:sz w:val="20"/>
+                      <w:szCs w:val="20"/>
+                      <w:lang w:val="es-ES" w:eastAsia="es-ES"/>
+                    </w:rPr>
+                    <w:t xml:space="preserve"> leaderboard.</w:t>
                   </w:r>
                 </w:p>
               </w:tc>
@@ -2548,7 +2759,7 @@
     </w:p>
     <w:tbl>
       <w:tblPr>
-        <w:tblStyle w:val="Tablaconcuadrcula"/>
+        <w:tblStyle w:val="TableGrid"/>
         <w:tblW w:w="0" w:type="auto"/>
         <w:tblLook w:val="04A0" w:firstRow="1" w:lastRow="0" w:firstColumn="1" w:lastColumn="0" w:noHBand="0" w:noVBand="1"/>
       </w:tblPr>
@@ -2608,7 +2819,25 @@
                 <w:szCs w:val="20"/>
                 <w:lang w:val="es-ES"/>
               </w:rPr>
-              <w:t>El presente plan tiene como objetivo garantizar que todos los miembros del equipo dispongan de los conocimientos necesarios para desempeñar eficazmente sus funciones dentro del proyecto de desarrollo de la solución de comercio electrónico.</w:t>
+              <w:t xml:space="preserve">El presente plan tiene como objetivo garantizar que todos los miembros del equipo dispongan de los conocimientos necesarios para desempeñar eficazmente sus funciones dentro del proyecto de desarrollo de </w:t>
+            </w:r>
+            <w:r>
+              <w:rPr>
+                <w:rFonts w:ascii="Tahoma" w:hAnsi="Tahoma" w:cs="Tahoma"/>
+                <w:sz w:val="20"/>
+                <w:szCs w:val="20"/>
+                <w:lang w:val="es-ES"/>
+              </w:rPr>
+              <w:t>un videojuego</w:t>
+            </w:r>
+            <w:r>
+              <w:rPr>
+                <w:rFonts w:ascii="Tahoma" w:hAnsi="Tahoma" w:cs="Tahoma"/>
+                <w:sz w:val="20"/>
+                <w:szCs w:val="20"/>
+                <w:lang w:val="es-ES"/>
+              </w:rPr>
+              <w:t>.</w:t>
             </w:r>
           </w:p>
           <w:p>
@@ -2629,7 +2858,25 @@
                 <w:szCs w:val="20"/>
                 <w:lang w:val="es-ES"/>
               </w:rPr>
-              <w:t>Se pretende asegurar un dominio suficiente de Godot, así como un conocimiento común de las metodologías de gestión híbridas que combinan enfoques predictivos y ágiles. Además, el plan busca fomentar buenas prácticas de trabajo colaborativo, control de versiones y documentación.</w:t>
+              <w:t>Se pretende asegurar un dominio suficiente de Godot</w:t>
+            </w:r>
+            <w:r>
+              <w:rPr>
+                <w:rFonts w:ascii="Tahoma" w:hAnsi="Tahoma" w:cs="Tahoma"/>
+                <w:sz w:val="20"/>
+                <w:szCs w:val="20"/>
+                <w:lang w:val="es-ES"/>
+              </w:rPr>
+              <w:t>, inteligencia artificial y despliegue en la nube de servidores</w:t>
+            </w:r>
+            <w:r>
+              <w:rPr>
+                <w:rFonts w:ascii="Tahoma" w:hAnsi="Tahoma" w:cs="Tahoma"/>
+                <w:sz w:val="20"/>
+                <w:szCs w:val="20"/>
+                <w:lang w:val="es-ES"/>
+              </w:rPr>
+              <w:t>, así como un conocimiento común de las metodologías de gestión híbridas que combinan enfoques predictivos y ágiles. Además, el plan busca fomentar buenas prácticas de trabajo colaborativo, control de versiones y documentación.</w:t>
             </w:r>
           </w:p>
           <w:p>
@@ -2671,17 +2918,7 @@
                 <w:szCs w:val="20"/>
                 <w:lang w:val="es-ES"/>
               </w:rPr>
-              <w:t xml:space="preserve">, donde el equipo de trabajo revisará la estructura de proyectos, </w:t>
-            </w:r>
-            <w:r>
-              <w:rPr>
-                <w:rFonts w:ascii="Tahoma" w:hAnsi="Tahoma" w:cs="Tahoma"/>
-                <w:sz w:val="20"/>
-                <w:szCs w:val="20"/>
-                <w:lang w:val="es-ES"/>
-              </w:rPr>
-              <w:lastRenderedPageBreak/>
-              <w:t xml:space="preserve">metodología de trabajo, nodos y </w:t>
+              <w:t xml:space="preserve">, donde el equipo de trabajo revisará la estructura de proyectos, metodología de trabajo, nodos y </w:t>
             </w:r>
             <w:r>
               <w:rPr>
@@ -2721,7 +2958,52 @@
                 <w:szCs w:val="20"/>
                 <w:lang w:val="es-ES"/>
               </w:rPr>
-              <w:t>Esta formación se desarrollará una vez finalizada la fase de planificación, en el periodo previo al inicio de la ejecución del proyecto. Su objetivo será asegurar que todos los miembros del equipo cuenten con los conocimientos, competencias y herramientas necesarias para desempeñar sus funciones de manera eficiente durante la fase ejecutiva. De esta forma, se garantizará una transición fluida entre la planificación y la ejecución, minimizando riesgos derivados de la falta de preparación técnica o metodológica.</w:t>
+              <w:t xml:space="preserve">Esta formación se desarrollará </w:t>
+            </w:r>
+            <w:r>
+              <w:rPr>
+                <w:rFonts w:ascii="Tahoma" w:hAnsi="Tahoma" w:cs="Tahoma"/>
+                <w:sz w:val="20"/>
+                <w:szCs w:val="20"/>
+                <w:lang w:val="es-ES"/>
+              </w:rPr>
+              <w:t>durante la planificación, así como al final de la misma</w:t>
+            </w:r>
+            <w:r>
+              <w:rPr>
+                <w:rFonts w:ascii="Tahoma" w:hAnsi="Tahoma" w:cs="Tahoma"/>
+                <w:sz w:val="20"/>
+                <w:szCs w:val="20"/>
+                <w:lang w:val="es-ES"/>
+              </w:rPr>
+              <w:t>, en el periodo previo al inicio de la ejecución del proyecto</w:t>
+            </w:r>
+            <w:r>
+              <w:rPr>
+                <w:rFonts w:ascii="Tahoma" w:hAnsi="Tahoma" w:cs="Tahoma"/>
+                <w:sz w:val="20"/>
+                <w:szCs w:val="20"/>
+                <w:lang w:val="es-ES"/>
+              </w:rPr>
+              <w:t>, usando para ello el nivel tutorial</w:t>
+            </w:r>
+            <w:r>
+              <w:rPr>
+                <w:rFonts w:ascii="Tahoma" w:hAnsi="Tahoma" w:cs="Tahoma"/>
+                <w:sz w:val="20"/>
+                <w:szCs w:val="20"/>
+                <w:lang w:val="es-ES"/>
+              </w:rPr>
+              <w:t xml:space="preserve"> del videojuego, que también servirá para que los desarrolladores conozcan la herramienta</w:t>
+            </w:r>
+            <w:r>
+              <w:rPr>
+                <w:rFonts w:ascii="Tahoma" w:hAnsi="Tahoma" w:cs="Tahoma"/>
+                <w:sz w:val="20"/>
+                <w:szCs w:val="20"/>
+                <w:lang w:val="es-ES"/>
+              </w:rPr>
+              <w:t>. Su objetivo será asegurar que todos los miembros del equipo cuenten con los conocimientos, competencias y herramientas necesarias para desempeñar sus funciones de manera eficiente durante la fase ejecutiva. De esta forma, se garantizará una transición fluida entre la planificación y la ejecución, minimizando riesgos derivados de la falta de preparación técnica o metodológica.</w:t>
             </w:r>
           </w:p>
         </w:tc>
@@ -2740,7 +3022,7 @@
     </w:p>
     <w:tbl>
       <w:tblPr>
-        <w:tblStyle w:val="Tablaconcuadrcula"/>
+        <w:tblStyle w:val="TableGrid"/>
         <w:tblW w:w="0" w:type="auto"/>
         <w:tblLook w:val="04A0" w:firstRow="1" w:lastRow="0" w:firstColumn="1" w:lastColumn="0" w:noHBand="0" w:noVBand="1"/>
       </w:tblPr>
@@ -3191,7 +3473,7 @@
     </w:p>
     <w:tbl>
       <w:tblPr>
-        <w:tblStyle w:val="Tablaconcuadrcula"/>
+        <w:tblStyle w:val="TableGrid"/>
         <w:tblW w:w="0" w:type="auto"/>
         <w:tblLook w:val="04A0" w:firstRow="1" w:lastRow="0" w:firstColumn="1" w:lastColumn="0" w:noHBand="0" w:noVBand="1"/>
       </w:tblPr>
@@ -3537,16 +3819,7 @@
                 <w:sz w:val="20"/>
                 <w:szCs w:val="20"/>
               </w:rPr>
-              <w:t xml:space="preserve">Plataforma utilizada para el control de versiones, almacenamiento del </w:t>
-            </w:r>
-            <w:r>
-              <w:rPr>
-                <w:rFonts w:ascii="Tahoma" w:hAnsi="Tahoma" w:cs="Tahoma"/>
-                <w:sz w:val="20"/>
-                <w:szCs w:val="20"/>
-              </w:rPr>
-              <w:lastRenderedPageBreak/>
-              <w:t>código fuente y colaboración entre desarrolladores.</w:t>
+              <w:t>Plataforma utilizada para el control de versiones, almacenamiento del código fuente y colaboración entre desarrolladores.</w:t>
             </w:r>
           </w:p>
         </w:tc>
@@ -3572,7 +3845,6 @@
                 <w:sz w:val="20"/>
                 <w:szCs w:val="20"/>
               </w:rPr>
-              <w:lastRenderedPageBreak/>
               <w:t>Herramientas ofimáticas (Microsoft Word, Excel, etc.)</w:t>
             </w:r>
           </w:p>
@@ -3693,25 +3965,7 @@
                 <w:sz w:val="20"/>
                 <w:szCs w:val="20"/>
               </w:rPr>
-              <w:t xml:space="preserve">Software empleado para crear y mantener el cronograma, gestionar recursos y elaborar informes de seguimiento. Solo será esencial la licencia del director de proyecto, pero se mantienen otras 2 para el resto de </w:t>
-            </w:r>
-            <w:proofErr w:type="gramStart"/>
-            <w:r>
-              <w:rPr>
-                <w:rFonts w:ascii="Tahoma" w:hAnsi="Tahoma" w:cs="Tahoma"/>
-                <w:sz w:val="20"/>
-                <w:szCs w:val="20"/>
-              </w:rPr>
-              <w:t>miembros</w:t>
-            </w:r>
-            <w:proofErr w:type="gramEnd"/>
-            <w:r>
-              <w:rPr>
-                <w:rFonts w:ascii="Tahoma" w:hAnsi="Tahoma" w:cs="Tahoma"/>
-                <w:sz w:val="20"/>
-                <w:szCs w:val="20"/>
-              </w:rPr>
-              <w:t xml:space="preserve"> por si fuera necesario.</w:t>
+              <w:t>Software empleado para crear y mantener el cronograma, gestionar recursos y elaborar informes de seguimiento. Solo será esencial la licencia del director de proyecto, pero se mantienen otras 2 para el resto de miembros por si fuera necesario.</w:t>
             </w:r>
           </w:p>
         </w:tc>
@@ -3803,6 +4057,103 @@
                 <w:szCs w:val="20"/>
               </w:rPr>
               <w:t>Herramientas empleadas para la comunicación continua, coordinación de tareas y envío de decisiones o incidencias.</w:t>
+            </w:r>
+          </w:p>
+        </w:tc>
+      </w:tr>
+      <w:tr>
+        <w:tc>
+          <w:tcPr>
+            <w:tcW w:w="3372" w:type="dxa"/>
+          </w:tcPr>
+          <w:p>
+            <w:pPr>
+              <w:spacing w:afterAutospacing="0"/>
+              <w:jc w:val="both"/>
+              <w:rPr>
+                <w:rFonts w:ascii="Tahoma" w:hAnsi="Tahoma" w:cs="Tahoma"/>
+                <w:sz w:val="20"/>
+                <w:szCs w:val="20"/>
+              </w:rPr>
+            </w:pPr>
+            <w:r>
+              <w:rPr>
+                <w:rFonts w:ascii="Tahoma" w:hAnsi="Tahoma" w:cs="Tahoma"/>
+                <w:sz w:val="20"/>
+                <w:szCs w:val="20"/>
+              </w:rPr>
+              <w:t>Servidor en la nube</w:t>
+            </w:r>
+          </w:p>
+        </w:tc>
+        <w:tc>
+          <w:tcPr>
+            <w:tcW w:w="3529" w:type="dxa"/>
+          </w:tcPr>
+          <w:p>
+            <w:pPr>
+              <w:spacing w:afterAutospacing="0"/>
+              <w:jc w:val="both"/>
+              <w:rPr>
+                <w:rFonts w:ascii="Tahoma" w:hAnsi="Tahoma" w:cs="Tahoma"/>
+                <w:sz w:val="20"/>
+                <w:szCs w:val="20"/>
+              </w:rPr>
+            </w:pPr>
+            <w:r>
+              <w:rPr>
+                <w:rFonts w:ascii="Tahoma" w:hAnsi="Tahoma" w:cs="Tahoma"/>
+                <w:sz w:val="20"/>
+                <w:szCs w:val="20"/>
+              </w:rPr>
+              <w:t>1</w:t>
+            </w:r>
+          </w:p>
+        </w:tc>
+        <w:tc>
+          <w:tcPr>
+            <w:tcW w:w="3555" w:type="dxa"/>
+          </w:tcPr>
+          <w:p>
+            <w:pPr>
+              <w:spacing w:afterAutospacing="0"/>
+              <w:rPr>
+                <w:rFonts w:ascii="Tahoma" w:hAnsi="Tahoma" w:cs="Tahoma"/>
+                <w:sz w:val="20"/>
+                <w:szCs w:val="20"/>
+              </w:rPr>
+            </w:pPr>
+            <w:r>
+              <w:rPr>
+                <w:rFonts w:ascii="Tahoma" w:hAnsi="Tahoma" w:cs="Tahoma"/>
+                <w:sz w:val="20"/>
+                <w:szCs w:val="20"/>
+              </w:rPr>
+              <w:t>Servidor en el que se almacenarán los datos de las partidas de los jugadores para r</w:t>
+            </w:r>
+            <w:r>
+              <w:rPr>
+                <w:rFonts w:ascii="Tahoma" w:hAnsi="Tahoma" w:cs="Tahoma"/>
+                <w:sz w:val="20"/>
+                <w:szCs w:val="20"/>
+              </w:rPr>
+              <w:t xml:space="preserve">ealizar </w:t>
+            </w:r>
+            <w:r>
+              <w:rPr>
+                <w:rFonts w:ascii="Tahoma" w:hAnsi="Tahoma" w:cs="Tahoma"/>
+                <w:sz w:val="20"/>
+                <w:szCs w:val="20"/>
+              </w:rPr>
+              <w:t>el</w:t>
+            </w:r>
+            <w:r>
+              <w:rPr>
+                <w:rFonts w:ascii="Tahoma" w:hAnsi="Tahoma" w:cs="Tahoma"/>
+                <w:sz w:val="20"/>
+                <w:szCs w:val="20"/>
+              </w:rPr>
+              <w:t xml:space="preserve"> leaderboard.</w:t>
             </w:r>
           </w:p>
         </w:tc>
@@ -3821,7 +4172,7 @@
     </w:p>
     <w:tbl>
       <w:tblPr>
-        <w:tblStyle w:val="Tablaconcuadrcula"/>
+        <w:tblStyle w:val="TableGrid"/>
         <w:tblW w:w="0" w:type="auto"/>
         <w:tblLook w:val="04A0" w:firstRow="1" w:lastRow="0" w:firstColumn="1" w:lastColumn="0" w:noHBand="0" w:noVBand="1"/>
       </w:tblPr>
@@ -4146,7 +4497,16 @@
                 <w:szCs w:val="20"/>
                 <w:lang w:val="es-ES"/>
               </w:rPr>
-              <w:t xml:space="preserve">Por último, los </w:t>
+              <w:t>Los</w:t>
+            </w:r>
+            <w:r>
+              <w:rPr>
+                <w:rFonts w:ascii="Tahoma" w:hAnsi="Tahoma" w:cs="Tahoma"/>
+                <w:sz w:val="20"/>
+                <w:szCs w:val="20"/>
+                <w:lang w:val="es-ES"/>
+              </w:rPr>
+              <w:t xml:space="preserve"> </w:t>
             </w:r>
             <w:r>
               <w:rPr>
@@ -4167,6 +4527,115 @@
                 <w:lang w:val="es-ES"/>
               </w:rPr>
               <w:t>principalmente Discord y WhatsApp, estarán disponibles de forma permanente. Su uso será continuo durante todo el proyecto para la coordinación del equipo, la resolución de incidencias y la comunicación informal del progreso de las tareas.</w:t>
+            </w:r>
+          </w:p>
+          <w:p>
+            <w:pPr>
+              <w:spacing w:afterAutospacing="0"/>
+              <w:jc w:val="both"/>
+              <w:rPr>
+                <w:rFonts w:ascii="Tahoma" w:hAnsi="Tahoma" w:cs="Tahoma"/>
+                <w:sz w:val="20"/>
+                <w:szCs w:val="20"/>
+                <w:lang w:val="es-ES"/>
+              </w:rPr>
+            </w:pPr>
+          </w:p>
+          <w:p>
+            <w:pPr>
+              <w:spacing w:afterAutospacing="0"/>
+              <w:jc w:val="both"/>
+              <w:rPr>
+                <w:rFonts w:ascii="Tahoma" w:hAnsi="Tahoma" w:cs="Tahoma"/>
+                <w:sz w:val="20"/>
+                <w:szCs w:val="20"/>
+                <w:lang w:val="es-ES"/>
+              </w:rPr>
+            </w:pPr>
+            <w:r>
+              <w:rPr>
+                <w:rFonts w:ascii="Tahoma" w:hAnsi="Tahoma" w:cs="Tahoma"/>
+                <w:sz w:val="20"/>
+                <w:szCs w:val="20"/>
+                <w:lang w:val="es-ES"/>
+              </w:rPr>
+              <w:t xml:space="preserve">El </w:t>
+            </w:r>
+            <w:r>
+              <w:rPr>
+                <w:rFonts w:ascii="Tahoma" w:hAnsi="Tahoma" w:cs="Tahoma"/>
+                <w:b/>
+                <w:bCs/>
+                <w:sz w:val="20"/>
+                <w:szCs w:val="20"/>
+                <w:lang w:val="es-ES"/>
+              </w:rPr>
+              <w:t>servidor</w:t>
+            </w:r>
+            <w:r>
+              <w:rPr>
+                <w:rFonts w:ascii="Tahoma" w:hAnsi="Tahoma" w:cs="Tahoma"/>
+                <w:b/>
+                <w:bCs/>
+                <w:sz w:val="20"/>
+                <w:szCs w:val="20"/>
+                <w:lang w:val="es-ES"/>
+              </w:rPr>
+              <w:t xml:space="preserve">, </w:t>
+            </w:r>
+            <w:r>
+              <w:rPr>
+                <w:rFonts w:ascii="Tahoma" w:hAnsi="Tahoma" w:cs="Tahoma"/>
+                <w:sz w:val="20"/>
+                <w:szCs w:val="20"/>
+                <w:lang w:val="es-ES"/>
+              </w:rPr>
+              <w:t xml:space="preserve">será necesario a lo largo de todo el proyecto, especialmente desde el momento en que se empiece a trabajar en </w:t>
+            </w:r>
+            <w:r>
+              <w:rPr>
+                <w:rFonts w:ascii="Tahoma" w:hAnsi="Tahoma" w:cs="Tahoma"/>
+                <w:sz w:val="20"/>
+                <w:szCs w:val="20"/>
+                <w:lang w:val="es-ES"/>
+              </w:rPr>
+              <w:t>el</w:t>
+            </w:r>
+            <w:r>
+              <w:rPr>
+                <w:rFonts w:ascii="Tahoma" w:hAnsi="Tahoma" w:cs="Tahoma"/>
+                <w:sz w:val="20"/>
+                <w:szCs w:val="20"/>
+                <w:lang w:val="es-ES"/>
+              </w:rPr>
+              <w:t xml:space="preserve"> leaderboard. Es </w:t>
+            </w:r>
+            <w:r>
+              <w:rPr>
+                <w:rFonts w:ascii="Tahoma" w:hAnsi="Tahoma" w:cs="Tahoma"/>
+                <w:sz w:val="20"/>
+                <w:szCs w:val="20"/>
+                <w:lang w:val="es-ES"/>
+              </w:rPr>
+              <w:t xml:space="preserve">obligatorio mantener el servidor </w:t>
+            </w:r>
+            <w:r>
+              <w:rPr>
+                <w:rFonts w:ascii="Tahoma" w:hAnsi="Tahoma" w:cs="Tahoma"/>
+                <w:sz w:val="20"/>
+                <w:szCs w:val="20"/>
+                <w:lang w:val="es-ES"/>
+              </w:rPr>
+              <w:t>al menos hasta que acabe el periodo de evaluación, para permitir la corrección del proyecto.</w:t>
+            </w:r>
+            <w:r>
+              <w:rPr>
+                <w:rFonts w:ascii="Tahoma" w:hAnsi="Tahoma" w:cs="Tahoma"/>
+                <w:sz w:val="20"/>
+                <w:szCs w:val="20"/>
+                <w:lang w:val="es-ES"/>
+              </w:rPr>
+              <w:t xml:space="preserve"> </w:t>
             </w:r>
           </w:p>
         </w:tc>
@@ -4218,10 +4687,9 @@
           <w:sz w:val="20"/>
           <w:lang w:eastAsia="es-PA"/>
         </w:rPr>
-        <w:lastRenderedPageBreak/>
         <w:drawing>
-          <wp:inline distT="0" distB="0" distL="0" distR="0" wp14:anchorId="5FFD7207" wp14:editId="6DECC468">
-            <wp:extent cx="7410450" cy="5295900"/>
+          <wp:inline distT="0" distB="0" distL="0" distR="0" wp14:anchorId="5FFD7207" wp14:editId="0DC9B1C8">
+            <wp:extent cx="7439025" cy="5410200"/>
             <wp:effectExtent l="0" t="0" r="0" b="19050"/>
             <wp:docPr id="2043249337" name="Diagrama 2043249337"/>
             <wp:cNvGraphicFramePr/>
@@ -4307,7 +4775,7 @@
         </w:tcPr>
         <w:p>
           <w:pPr>
-            <w:pStyle w:val="Piedepgina"/>
+            <w:pStyle w:val="Footer"/>
             <w:jc w:val="right"/>
             <w:rPr>
               <w:lang w:val="es-PR"/>
@@ -4328,7 +4796,7 @@
         </w:tcPr>
         <w:p>
           <w:pPr>
-            <w:pStyle w:val="Piedepgina"/>
+            <w:pStyle w:val="Footer"/>
             <w:rPr>
               <w:lang w:val="es-PR"/>
             </w:rPr>
@@ -4339,7 +4807,7 @@
   </w:tbl>
   <w:p>
     <w:pPr>
-      <w:pStyle w:val="Piedepgina"/>
+      <w:pStyle w:val="Footer"/>
       <w:jc w:val="right"/>
       <w:rPr>
         <w:lang w:val="es-PR"/>
@@ -4444,7 +4912,7 @@
 <w:hdr xmlns:wpc="http://schemas.microsoft.com/office/word/2010/wordprocessingCanvas" xmlns:cx="http://schemas.microsoft.com/office/drawing/2014/chartex" xmlns:cx1="http://schemas.microsoft.com/office/drawing/2015/9/8/chartex" xmlns:cx2="http://schemas.microsoft.com/office/drawing/2015/10/21/chartex" xmlns:cx3="http://schemas.microsoft.com/office/drawing/2016/5/9/chartex" xmlns:cx4="http://schemas.microsoft.com/office/drawing/2016/5/10/chartex" xmlns:cx5="http://schemas.microsoft.com/office/drawing/2016/5/11/chartex" xmlns:cx6="http://schemas.microsoft.com/office/drawing/2016/5/12/chartex" xmlns:cx7="http://schemas.microsoft.com/office/drawing/2016/5/13/chartex" xmlns:cx8="http://schemas.microsoft.com/office/drawing/2016/5/14/chartex" xmlns:mc="http://schemas.openxmlformats.org/markup-compatibility/2006" xmlns:aink="http://schemas.microsoft.com/office/drawing/2016/ink" xmlns:am3d="http://schemas.microsoft.com/office/drawing/2017/model3d" xmlns:o="urn:schemas-microsoft-com:office:office" xmlns:oel="http://schemas.microsoft.com/office/2019/extlst" xmlns:r="http://schemas.openxmlformats.org/officeDocument/2006/relationships" xmlns:m="http://schemas.openxmlformats.org/officeDocument/2006/math" xmlns:v="urn:schemas-microsoft-com:vml" xmlns:wp14="http://schemas.microsoft.com/office/word/2010/wordprocessingDrawing" xmlns:wp="http://schemas.openxmlformats.org/drawingml/2006/wordprocessingDrawing" xmlns:w10="urn:schemas-microsoft-com:office:word" xmlns:w="http://schemas.openxmlformats.org/wordprocessingml/2006/main" xmlns:w14="http://schemas.microsoft.com/office/word/2010/wordml" xmlns:w15="http://schemas.microsoft.com/office/word/2012/wordml" xmlns:w16cex="http://schemas.microsoft.com/office/word/2018/wordml/cex" xmlns:w16cid="http://schemas.microsoft.com/office/word/2016/wordml/cid" xmlns:w16="http://schemas.microsoft.com/office/word/2018/wordml" xmlns:w16du="http://schemas.microsoft.com/office/word/2023/wordml/word16du" xmlns:w16sdtdh="http://schemas.microsoft.com/office/word/2020/wordml/sdtdatahash" xmlns:w16sdtfl="http://schemas.microsoft.com/office/word/2024/wordml/sdtformatlock" xmlns:w16se="http://schemas.microsoft.com/office/word/2015/wordml/symex" xmlns:wpg="http://schemas.microsoft.com/office/word/2010/wordprocessingGroup" xmlns:wpi="http://schemas.microsoft.com/office/word/2010/wordprocessingInk" xmlns:wne="http://schemas.microsoft.com/office/word/2006/wordml" xmlns:wps="http://schemas.microsoft.com/office/word/2010/wordprocessingShape" mc:Ignorable="w14 w15 w16se w16cid w16 w16cex w16sdtdh w16sdtfl w16du wp14">
   <w:p>
     <w:pPr>
-      <w:pStyle w:val="Encabezado"/>
+      <w:pStyle w:val="Header"/>
     </w:pPr>
     <w:r>
       <w:rPr>
@@ -4524,11 +4992,10 @@
                             <w:dataBinding w:prefixMappings="xmlns:ns0='http://purl.org/dc/elements/1.1/' xmlns:ns1='http://schemas.openxmlformats.org/package/2006/metadata/core-properties' " w:xpath="/ns1:coreProperties[1]/ns0:title[1]" w:storeItemID="{6C3C8BC8-F283-45AE-878A-BAB7291924A1}"/>
                             <w:text/>
                           </w:sdtPr>
-                          <w:sdtEndPr/>
                           <w:sdtContent>
                             <w:p>
                               <w:pPr>
-                                <w:pStyle w:val="Encabezado"/>
+                                <w:pStyle w:val="Header"/>
                                 <w:spacing w:afterAutospacing="0"/>
                                 <w:jc w:val="center"/>
                                 <w:rPr>
@@ -4566,13 +5033,14 @@
             </wp:anchor>
           </w:drawing>
         </mc:Choice>
-        <mc:Fallback>
-          <w:pict>
-            <v:rect w14:anchorId="466FCC39" id="Rectángulo 200" o:spid="_x0000_s1026" style="position:absolute;margin-left:0;margin-top:0;width:468.5pt;height:21.3pt;z-index:-251658240;visibility:visible;mso-wrap-style:square;mso-width-percent:1000;mso-height-percent:27;mso-top-percent:45;mso-wrap-distance-left:9.35pt;mso-wrap-distance-top:0;mso-wrap-distance-right:9.35pt;mso-wrap-distance-bottom:0;mso-position-horizontal:center;mso-position-horizontal-relative:margin;mso-position-vertical-relative:page;mso-width-percent:1000;mso-height-percent:27;mso-top-percent:45;mso-width-relative:margin;mso-height-relative:page;v-text-anchor:middle" o:gfxdata="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" o:allowoverlap="f" fillcolor="#156082 [3204]" stroked="f" strokeweight="1.5pt">
+        <mc:Fallback xmlns:a="http://schemas.openxmlformats.org/drawingml/2006/main" xmlns:arto="http://schemas.microsoft.com/office/word/2006/arto">
+          <w:pict w14:anchorId="7424763A">
+            <v:rect id="Rectángulo 200" style="position:absolute;margin-left:0;margin-top:0;width:468.5pt;height:21.3pt;z-index:-251658240;visibility:visible;mso-wrap-style:square;mso-width-percent:1000;mso-height-percent:27;mso-top-percent:45;mso-wrap-distance-left:9.35pt;mso-wrap-distance-top:0;mso-wrap-distance-right:9.35pt;mso-wrap-distance-bottom:0;mso-position-horizontal:center;mso-position-horizontal-relative:margin;mso-position-vertical-relative:page;mso-width-percent:1000;mso-height-percent:27;mso-top-percent:45;mso-width-relative:margin;mso-height-relative:page;v-text-anchor:middle" o:spid="_x0000_s1026" o:allowoverlap="f" fillcolor="#156082 [3204]" stroked="f" strokeweight="1.5pt" w14:anchorId="466FCC39" o:gfxdata="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">
               <v:textbox style="mso-fit-shape-to-text:t">
                 <w:txbxContent>
                   <w:sdt>
                     <w:sdtPr>
+                      <w:id w:val="1543841699"/>
                       <w:rPr>
                         <w:caps/>
                         <w:color w:val="FFFFFF" w:themeColor="background1"/>
@@ -4583,11 +5051,10 @@
                       <w:dataBinding w:prefixMappings="xmlns:ns0='http://purl.org/dc/elements/1.1/' xmlns:ns1='http://schemas.openxmlformats.org/package/2006/metadata/core-properties' " w:xpath="/ns1:coreProperties[1]/ns0:title[1]" w:storeItemID="{6C3C8BC8-F283-45AE-878A-BAB7291924A1}"/>
                       <w:text/>
                     </w:sdtPr>
-                    <w:sdtEndPr/>
                     <w:sdtContent>
                       <w:p>
                         <w:pPr>
-                          <w:pStyle w:val="Encabezado"/>
+                          <w:pStyle w:val="Header"/>
                           <w:spacing w:afterAutospacing="0"/>
                           <w:jc w:val="center"/>
                           <w:rPr>
@@ -5457,11 +5924,11 @@
       <w14:ligatures w14:val="none"/>
     </w:rPr>
   </w:style>
-  <w:style w:type="paragraph" w:styleId="Ttulo1">
+  <w:style w:type="paragraph" w:styleId="Heading1">
     <w:name w:val="heading 1"/>
     <w:basedOn w:val="Normal"/>
     <w:next w:val="Normal"/>
-    <w:link w:val="Ttulo1Car"/>
+    <w:link w:val="Heading1Char"/>
     <w:uiPriority w:val="9"/>
     <w:qFormat/>
     <w:rsid w:val="00F86B65"/>
@@ -5480,11 +5947,11 @@
       <w14:ligatures w14:val="standardContextual"/>
     </w:rPr>
   </w:style>
-  <w:style w:type="paragraph" w:styleId="Ttulo2">
+  <w:style w:type="paragraph" w:styleId="Heading2">
     <w:name w:val="heading 2"/>
     <w:basedOn w:val="Normal"/>
     <w:next w:val="Normal"/>
-    <w:link w:val="Ttulo2Car"/>
+    <w:link w:val="Heading2Char"/>
     <w:uiPriority w:val="9"/>
     <w:semiHidden/>
     <w:unhideWhenUsed/>
@@ -5505,11 +5972,11 @@
       <w14:ligatures w14:val="standardContextual"/>
     </w:rPr>
   </w:style>
-  <w:style w:type="paragraph" w:styleId="Ttulo3">
+  <w:style w:type="paragraph" w:styleId="Heading3">
     <w:name w:val="heading 3"/>
     <w:basedOn w:val="Normal"/>
     <w:next w:val="Normal"/>
-    <w:link w:val="Ttulo3Car"/>
+    <w:link w:val="Heading3Char"/>
     <w:uiPriority w:val="9"/>
     <w:semiHidden/>
     <w:unhideWhenUsed/>
@@ -5530,11 +5997,11 @@
       <w14:ligatures w14:val="standardContextual"/>
     </w:rPr>
   </w:style>
-  <w:style w:type="paragraph" w:styleId="Ttulo4">
+  <w:style w:type="paragraph" w:styleId="Heading4">
     <w:name w:val="heading 4"/>
     <w:basedOn w:val="Normal"/>
     <w:next w:val="Normal"/>
-    <w:link w:val="Ttulo4Car"/>
+    <w:link w:val="Heading4Char"/>
     <w:uiPriority w:val="9"/>
     <w:semiHidden/>
     <w:unhideWhenUsed/>
@@ -5557,11 +6024,11 @@
       <w14:ligatures w14:val="standardContextual"/>
     </w:rPr>
   </w:style>
-  <w:style w:type="paragraph" w:styleId="Ttulo5">
+  <w:style w:type="paragraph" w:styleId="Heading5">
     <w:name w:val="heading 5"/>
     <w:basedOn w:val="Normal"/>
     <w:next w:val="Normal"/>
-    <w:link w:val="Ttulo5Car"/>
+    <w:link w:val="Heading5Char"/>
     <w:uiPriority w:val="9"/>
     <w:semiHidden/>
     <w:unhideWhenUsed/>
@@ -5582,11 +6049,11 @@
       <w14:ligatures w14:val="standardContextual"/>
     </w:rPr>
   </w:style>
-  <w:style w:type="paragraph" w:styleId="Ttulo6">
+  <w:style w:type="paragraph" w:styleId="Heading6">
     <w:name w:val="heading 6"/>
     <w:basedOn w:val="Normal"/>
     <w:next w:val="Normal"/>
-    <w:link w:val="Ttulo6Car"/>
+    <w:link w:val="Heading6Char"/>
     <w:uiPriority w:val="9"/>
     <w:semiHidden/>
     <w:unhideWhenUsed/>
@@ -5609,11 +6076,11 @@
       <w14:ligatures w14:val="standardContextual"/>
     </w:rPr>
   </w:style>
-  <w:style w:type="paragraph" w:styleId="Ttulo7">
+  <w:style w:type="paragraph" w:styleId="Heading7">
     <w:name w:val="heading 7"/>
     <w:basedOn w:val="Normal"/>
     <w:next w:val="Normal"/>
-    <w:link w:val="Ttulo7Car"/>
+    <w:link w:val="Heading7Char"/>
     <w:uiPriority w:val="9"/>
     <w:semiHidden/>
     <w:unhideWhenUsed/>
@@ -5634,11 +6101,11 @@
       <w14:ligatures w14:val="standardContextual"/>
     </w:rPr>
   </w:style>
-  <w:style w:type="paragraph" w:styleId="Ttulo8">
+  <w:style w:type="paragraph" w:styleId="Heading8">
     <w:name w:val="heading 8"/>
     <w:basedOn w:val="Normal"/>
     <w:next w:val="Normal"/>
-    <w:link w:val="Ttulo8Car"/>
+    <w:link w:val="Heading8Char"/>
     <w:uiPriority w:val="9"/>
     <w:semiHidden/>
     <w:unhideWhenUsed/>
@@ -5661,11 +6128,11 @@
       <w14:ligatures w14:val="standardContextual"/>
     </w:rPr>
   </w:style>
-  <w:style w:type="paragraph" w:styleId="Ttulo9">
+  <w:style w:type="paragraph" w:styleId="Heading9">
     <w:name w:val="heading 9"/>
     <w:basedOn w:val="Normal"/>
     <w:next w:val="Normal"/>
-    <w:link w:val="Ttulo9Car"/>
+    <w:link w:val="Heading9Char"/>
     <w:uiPriority w:val="9"/>
     <w:semiHidden/>
     <w:unhideWhenUsed/>
@@ -5686,13 +6153,13 @@
       <w14:ligatures w14:val="standardContextual"/>
     </w:rPr>
   </w:style>
-  <w:style w:type="character" w:default="1" w:styleId="Fuentedeprrafopredeter">
+  <w:style w:type="character" w:default="1" w:styleId="DefaultParagraphFont">
     <w:name w:val="Default Paragraph Font"/>
     <w:uiPriority w:val="1"/>
     <w:semiHidden/>
     <w:unhideWhenUsed/>
   </w:style>
-  <w:style w:type="table" w:default="1" w:styleId="Tablanormal">
+  <w:style w:type="table" w:default="1" w:styleId="TableNormal">
     <w:name w:val="Normal Table"/>
     <w:uiPriority w:val="99"/>
     <w:semiHidden/>
@@ -5707,16 +6174,16 @@
       </w:tblCellMar>
     </w:tblPr>
   </w:style>
-  <w:style w:type="numbering" w:default="1" w:styleId="Sinlista">
+  <w:style w:type="numbering" w:default="1" w:styleId="NoList">
     <w:name w:val="No List"/>
     <w:uiPriority w:val="99"/>
     <w:semiHidden/>
     <w:unhideWhenUsed/>
   </w:style>
-  <w:style w:type="character" w:customStyle="1" w:styleId="Ttulo1Car">
-    <w:name w:val="Título 1 Car"/>
-    <w:basedOn w:val="Fuentedeprrafopredeter"/>
-    <w:link w:val="Ttulo1"/>
+  <w:style w:type="character" w:customStyle="1" w:styleId="Heading1Char">
+    <w:name w:val="Heading 1 Char"/>
+    <w:basedOn w:val="DefaultParagraphFont"/>
+    <w:link w:val="Heading1"/>
     <w:uiPriority w:val="9"/>
     <w:rsid w:val="00F86B65"/>
     <w:rPr>
@@ -5726,10 +6193,10 @@
       <w:szCs w:val="40"/>
     </w:rPr>
   </w:style>
-  <w:style w:type="character" w:customStyle="1" w:styleId="Ttulo2Car">
-    <w:name w:val="Título 2 Car"/>
-    <w:basedOn w:val="Fuentedeprrafopredeter"/>
-    <w:link w:val="Ttulo2"/>
+  <w:style w:type="character" w:customStyle="1" w:styleId="Heading2Char">
+    <w:name w:val="Heading 2 Char"/>
+    <w:basedOn w:val="DefaultParagraphFont"/>
+    <w:link w:val="Heading2"/>
     <w:uiPriority w:val="9"/>
     <w:semiHidden/>
     <w:rsid w:val="00F86B65"/>
@@ -5740,10 +6207,10 @@
       <w:szCs w:val="32"/>
     </w:rPr>
   </w:style>
-  <w:style w:type="character" w:customStyle="1" w:styleId="Ttulo3Car">
-    <w:name w:val="Título 3 Car"/>
-    <w:basedOn w:val="Fuentedeprrafopredeter"/>
-    <w:link w:val="Ttulo3"/>
+  <w:style w:type="character" w:customStyle="1" w:styleId="Heading3Char">
+    <w:name w:val="Heading 3 Char"/>
+    <w:basedOn w:val="DefaultParagraphFont"/>
+    <w:link w:val="Heading3"/>
     <w:uiPriority w:val="9"/>
     <w:semiHidden/>
     <w:rsid w:val="00F86B65"/>
@@ -5754,10 +6221,10 @@
       <w:szCs w:val="28"/>
     </w:rPr>
   </w:style>
-  <w:style w:type="character" w:customStyle="1" w:styleId="Ttulo4Car">
-    <w:name w:val="Título 4 Car"/>
-    <w:basedOn w:val="Fuentedeprrafopredeter"/>
-    <w:link w:val="Ttulo4"/>
+  <w:style w:type="character" w:customStyle="1" w:styleId="Heading4Char">
+    <w:name w:val="Heading 4 Char"/>
+    <w:basedOn w:val="DefaultParagraphFont"/>
+    <w:link w:val="Heading4"/>
     <w:uiPriority w:val="9"/>
     <w:semiHidden/>
     <w:rsid w:val="00F86B65"/>
@@ -5768,10 +6235,10 @@
       <w:color w:val="0F4761" w:themeColor="accent1" w:themeShade="BF"/>
     </w:rPr>
   </w:style>
-  <w:style w:type="character" w:customStyle="1" w:styleId="Ttulo5Car">
-    <w:name w:val="Título 5 Car"/>
-    <w:basedOn w:val="Fuentedeprrafopredeter"/>
-    <w:link w:val="Ttulo5"/>
+  <w:style w:type="character" w:customStyle="1" w:styleId="Heading5Char">
+    <w:name w:val="Heading 5 Char"/>
+    <w:basedOn w:val="DefaultParagraphFont"/>
+    <w:link w:val="Heading5"/>
     <w:uiPriority w:val="9"/>
     <w:semiHidden/>
     <w:rsid w:val="00F86B65"/>
@@ -5780,10 +6247,10 @@
       <w:color w:val="0F4761" w:themeColor="accent1" w:themeShade="BF"/>
     </w:rPr>
   </w:style>
-  <w:style w:type="character" w:customStyle="1" w:styleId="Ttulo6Car">
-    <w:name w:val="Título 6 Car"/>
-    <w:basedOn w:val="Fuentedeprrafopredeter"/>
-    <w:link w:val="Ttulo6"/>
+  <w:style w:type="character" w:customStyle="1" w:styleId="Heading6Char">
+    <w:name w:val="Heading 6 Char"/>
+    <w:basedOn w:val="DefaultParagraphFont"/>
+    <w:link w:val="Heading6"/>
     <w:uiPriority w:val="9"/>
     <w:semiHidden/>
     <w:rsid w:val="00F86B65"/>
@@ -5794,10 +6261,10 @@
       <w:color w:val="595959" w:themeColor="text1" w:themeTint="A6"/>
     </w:rPr>
   </w:style>
-  <w:style w:type="character" w:customStyle="1" w:styleId="Ttulo7Car">
-    <w:name w:val="Título 7 Car"/>
-    <w:basedOn w:val="Fuentedeprrafopredeter"/>
-    <w:link w:val="Ttulo7"/>
+  <w:style w:type="character" w:customStyle="1" w:styleId="Heading7Char">
+    <w:name w:val="Heading 7 Char"/>
+    <w:basedOn w:val="DefaultParagraphFont"/>
+    <w:link w:val="Heading7"/>
     <w:uiPriority w:val="9"/>
     <w:semiHidden/>
     <w:rsid w:val="00F86B65"/>
@@ -5806,10 +6273,10 @@
       <w:color w:val="595959" w:themeColor="text1" w:themeTint="A6"/>
     </w:rPr>
   </w:style>
-  <w:style w:type="character" w:customStyle="1" w:styleId="Ttulo8Car">
-    <w:name w:val="Título 8 Car"/>
-    <w:basedOn w:val="Fuentedeprrafopredeter"/>
-    <w:link w:val="Ttulo8"/>
+  <w:style w:type="character" w:customStyle="1" w:styleId="Heading8Char">
+    <w:name w:val="Heading 8 Char"/>
+    <w:basedOn w:val="DefaultParagraphFont"/>
+    <w:link w:val="Heading8"/>
     <w:uiPriority w:val="9"/>
     <w:semiHidden/>
     <w:rsid w:val="00F86B65"/>
@@ -5820,10 +6287,10 @@
       <w:color w:val="272727" w:themeColor="text1" w:themeTint="D8"/>
     </w:rPr>
   </w:style>
-  <w:style w:type="character" w:customStyle="1" w:styleId="Ttulo9Car">
-    <w:name w:val="Título 9 Car"/>
-    <w:basedOn w:val="Fuentedeprrafopredeter"/>
-    <w:link w:val="Ttulo9"/>
+  <w:style w:type="character" w:customStyle="1" w:styleId="Heading9Char">
+    <w:name w:val="Heading 9 Char"/>
+    <w:basedOn w:val="DefaultParagraphFont"/>
+    <w:link w:val="Heading9"/>
     <w:uiPriority w:val="9"/>
     <w:semiHidden/>
     <w:rsid w:val="00F86B65"/>
@@ -5832,11 +6299,11 @@
       <w:color w:val="272727" w:themeColor="text1" w:themeTint="D8"/>
     </w:rPr>
   </w:style>
-  <w:style w:type="paragraph" w:styleId="Ttulo">
+  <w:style w:type="paragraph" w:styleId="Title">
     <w:name w:val="Title"/>
     <w:basedOn w:val="Normal"/>
     <w:next w:val="Normal"/>
-    <w:link w:val="TtuloCar"/>
+    <w:link w:val="TitleChar"/>
     <w:uiPriority w:val="10"/>
     <w:qFormat/>
     <w:rsid w:val="00F86B65"/>
@@ -5853,10 +6320,10 @@
       <w14:ligatures w14:val="standardContextual"/>
     </w:rPr>
   </w:style>
-  <w:style w:type="character" w:customStyle="1" w:styleId="TtuloCar">
-    <w:name w:val="Título Car"/>
-    <w:basedOn w:val="Fuentedeprrafopredeter"/>
-    <w:link w:val="Ttulo"/>
+  <w:style w:type="character" w:customStyle="1" w:styleId="TitleChar">
+    <w:name w:val="Title Char"/>
+    <w:basedOn w:val="DefaultParagraphFont"/>
+    <w:link w:val="Title"/>
     <w:uiPriority w:val="10"/>
     <w:rsid w:val="00F86B65"/>
     <w:rPr>
@@ -5867,11 +6334,11 @@
       <w:szCs w:val="56"/>
     </w:rPr>
   </w:style>
-  <w:style w:type="paragraph" w:styleId="Subttulo">
+  <w:style w:type="paragraph" w:styleId="Subtitle">
     <w:name w:val="Subtitle"/>
     <w:basedOn w:val="Normal"/>
     <w:next w:val="Normal"/>
-    <w:link w:val="SubttuloCar"/>
+    <w:link w:val="SubtitleChar"/>
     <w:uiPriority w:val="11"/>
     <w:qFormat/>
     <w:rsid w:val="00F86B65"/>
@@ -5891,10 +6358,10 @@
       <w14:ligatures w14:val="standardContextual"/>
     </w:rPr>
   </w:style>
-  <w:style w:type="character" w:customStyle="1" w:styleId="SubttuloCar">
-    <w:name w:val="Subtítulo Car"/>
-    <w:basedOn w:val="Fuentedeprrafopredeter"/>
-    <w:link w:val="Subttulo"/>
+  <w:style w:type="character" w:customStyle="1" w:styleId="SubtitleChar">
+    <w:name w:val="Subtitle Char"/>
+    <w:basedOn w:val="DefaultParagraphFont"/>
+    <w:link w:val="Subtitle"/>
     <w:uiPriority w:val="11"/>
     <w:rsid w:val="00F86B65"/>
     <w:rPr>
@@ -5905,11 +6372,11 @@
       <w:szCs w:val="28"/>
     </w:rPr>
   </w:style>
-  <w:style w:type="paragraph" w:styleId="Cita">
+  <w:style w:type="paragraph" w:styleId="Quote">
     <w:name w:val="Quote"/>
     <w:basedOn w:val="Normal"/>
     <w:next w:val="Normal"/>
-    <w:link w:val="CitaCar"/>
+    <w:link w:val="QuoteChar"/>
     <w:uiPriority w:val="29"/>
     <w:qFormat/>
     <w:rsid w:val="00F86B65"/>
@@ -5927,10 +6394,10 @@
       <w14:ligatures w14:val="standardContextual"/>
     </w:rPr>
   </w:style>
-  <w:style w:type="character" w:customStyle="1" w:styleId="CitaCar">
-    <w:name w:val="Cita Car"/>
-    <w:basedOn w:val="Fuentedeprrafopredeter"/>
-    <w:link w:val="Cita"/>
+  <w:style w:type="character" w:customStyle="1" w:styleId="QuoteChar">
+    <w:name w:val="Quote Char"/>
+    <w:basedOn w:val="DefaultParagraphFont"/>
+    <w:link w:val="Quote"/>
     <w:uiPriority w:val="29"/>
     <w:rsid w:val="00F86B65"/>
     <w:rPr>
@@ -5939,7 +6406,7 @@
       <w:color w:val="404040" w:themeColor="text1" w:themeTint="BF"/>
     </w:rPr>
   </w:style>
-  <w:style w:type="paragraph" w:styleId="Prrafodelista">
+  <w:style w:type="paragraph" w:styleId="ListParagraph">
     <w:name w:val="List Paragraph"/>
     <w:basedOn w:val="Normal"/>
     <w:uiPriority w:val="34"/>
@@ -5957,9 +6424,9 @@
       <w14:ligatures w14:val="standardContextual"/>
     </w:rPr>
   </w:style>
-  <w:style w:type="character" w:styleId="nfasisintenso">
+  <w:style w:type="character" w:styleId="IntenseEmphasis">
     <w:name w:val="Intense Emphasis"/>
-    <w:basedOn w:val="Fuentedeprrafopredeter"/>
+    <w:basedOn w:val="DefaultParagraphFont"/>
     <w:uiPriority w:val="21"/>
     <w:qFormat/>
     <w:rsid w:val="00F86B65"/>
@@ -5969,11 +6436,11 @@
       <w:color w:val="0F4761" w:themeColor="accent1" w:themeShade="BF"/>
     </w:rPr>
   </w:style>
-  <w:style w:type="paragraph" w:styleId="Citadestacada">
+  <w:style w:type="paragraph" w:styleId="IntenseQuote">
     <w:name w:val="Intense Quote"/>
     <w:basedOn w:val="Normal"/>
     <w:next w:val="Normal"/>
-    <w:link w:val="CitadestacadaCar"/>
+    <w:link w:val="IntenseQuoteChar"/>
     <w:uiPriority w:val="30"/>
     <w:qFormat/>
     <w:rsid w:val="00F86B65"/>
@@ -5996,10 +6463,10 @@
       <w14:ligatures w14:val="standardContextual"/>
     </w:rPr>
   </w:style>
-  <w:style w:type="character" w:customStyle="1" w:styleId="CitadestacadaCar">
-    <w:name w:val="Cita destacada Car"/>
-    <w:basedOn w:val="Fuentedeprrafopredeter"/>
-    <w:link w:val="Citadestacada"/>
+  <w:style w:type="character" w:customStyle="1" w:styleId="IntenseQuoteChar">
+    <w:name w:val="Intense Quote Char"/>
+    <w:basedOn w:val="DefaultParagraphFont"/>
+    <w:link w:val="IntenseQuote"/>
     <w:uiPriority w:val="30"/>
     <w:rsid w:val="00F86B65"/>
     <w:rPr>
@@ -6008,9 +6475,9 @@
       <w:color w:val="0F4761" w:themeColor="accent1" w:themeShade="BF"/>
     </w:rPr>
   </w:style>
-  <w:style w:type="character" w:styleId="Referenciaintensa">
+  <w:style w:type="character" w:styleId="IntenseReference">
     <w:name w:val="Intense Reference"/>
-    <w:basedOn w:val="Fuentedeprrafopredeter"/>
+    <w:basedOn w:val="DefaultParagraphFont"/>
     <w:uiPriority w:val="32"/>
     <w:qFormat/>
     <w:rsid w:val="00F86B65"/>
@@ -6022,9 +6489,9 @@
       <w:spacing w:val="5"/>
     </w:rPr>
   </w:style>
-  <w:style w:type="table" w:styleId="Tablaconcuadrcula">
+  <w:style w:type="table" w:styleId="TableGrid">
     <w:name w:val="Table Grid"/>
-    <w:basedOn w:val="Tablanormal"/>
+    <w:basedOn w:val="TableNormal"/>
     <w:uiPriority w:val="59"/>
     <w:rsid w:val="00F86B65"/>
     <w:pPr>
@@ -6048,10 +6515,10 @@
       </w:tblBorders>
     </w:tblPr>
   </w:style>
-  <w:style w:type="paragraph" w:styleId="Encabezado">
+  <w:style w:type="paragraph" w:styleId="Header">
     <w:name w:val="header"/>
     <w:basedOn w:val="Normal"/>
-    <w:link w:val="EncabezadoCar"/>
+    <w:link w:val="HeaderChar"/>
     <w:uiPriority w:val="99"/>
     <w:unhideWhenUsed/>
     <w:rsid w:val="00F86B65"/>
@@ -6063,10 +6530,10 @@
       <w:spacing w:after="0" w:line="240" w:lineRule="auto"/>
     </w:pPr>
   </w:style>
-  <w:style w:type="character" w:customStyle="1" w:styleId="EncabezadoCar">
-    <w:name w:val="Encabezado Car"/>
-    <w:basedOn w:val="Fuentedeprrafopredeter"/>
-    <w:link w:val="Encabezado"/>
+  <w:style w:type="character" w:customStyle="1" w:styleId="HeaderChar">
+    <w:name w:val="Header Char"/>
+    <w:basedOn w:val="DefaultParagraphFont"/>
+    <w:link w:val="Header"/>
     <w:uiPriority w:val="99"/>
     <w:rsid w:val="00F86B65"/>
     <w:rPr>
@@ -6077,10 +6544,10 @@
       <w14:ligatures w14:val="none"/>
     </w:rPr>
   </w:style>
-  <w:style w:type="paragraph" w:styleId="Piedepgina">
+  <w:style w:type="paragraph" w:styleId="Footer">
     <w:name w:val="footer"/>
     <w:basedOn w:val="Normal"/>
-    <w:link w:val="PiedepginaCar"/>
+    <w:link w:val="FooterChar"/>
     <w:uiPriority w:val="99"/>
     <w:unhideWhenUsed/>
     <w:rsid w:val="00F86B65"/>
@@ -6092,10 +6559,10 @@
       <w:spacing w:after="0" w:line="240" w:lineRule="auto"/>
     </w:pPr>
   </w:style>
-  <w:style w:type="character" w:customStyle="1" w:styleId="PiedepginaCar">
-    <w:name w:val="Pie de página Car"/>
-    <w:basedOn w:val="Fuentedeprrafopredeter"/>
-    <w:link w:val="Piedepgina"/>
+  <w:style w:type="character" w:customStyle="1" w:styleId="FooterChar">
+    <w:name w:val="Footer Char"/>
+    <w:basedOn w:val="DefaultParagraphFont"/>
+    <w:link w:val="Footer"/>
     <w:uiPriority w:val="99"/>
     <w:rsid w:val="00F86B65"/>
     <w:rPr>
@@ -7577,6 +8044,46 @@
         </a:p>
       </dgm:t>
     </dgm:pt>
+    <dgm:pt modelId="{64B681DF-E1C9-4CA1-8A28-1E6C72D6D477}">
+      <dgm:prSet custT="1"/>
+      <dgm:spPr/>
+      <dgm:t>
+        <a:bodyPr/>
+        <a:lstStyle/>
+        <a:p>
+          <a:r>
+            <a:rPr lang="es-PA" sz="1100">
+              <a:latin typeface="Tahoma" panose="020B0604030504040204" pitchFamily="34" charset="0"/>
+              <a:ea typeface="Tahoma" panose="020B0604030504040204" pitchFamily="34" charset="0"/>
+              <a:cs typeface="Tahoma" panose="020B0604030504040204" pitchFamily="34" charset="0"/>
+            </a:rPr>
+            <a:t>Servidor en la nube</a:t>
+          </a:r>
+        </a:p>
+      </dgm:t>
+    </dgm:pt>
+    <dgm:pt modelId="{43777D0D-AA57-4D6C-AFBA-FE9E5F8C6AE4}" type="parTrans" cxnId="{38605A62-9955-49C7-B199-B8939D302EC3}">
+      <dgm:prSet/>
+      <dgm:spPr/>
+      <dgm:t>
+        <a:bodyPr/>
+        <a:lstStyle/>
+        <a:p>
+          <a:endParaRPr lang="es-ES"/>
+        </a:p>
+      </dgm:t>
+    </dgm:pt>
+    <dgm:pt modelId="{9CE0173B-8818-437D-ADA8-C82CEB0AF8EC}" type="sibTrans" cxnId="{38605A62-9955-49C7-B199-B8939D302EC3}">
+      <dgm:prSet/>
+      <dgm:spPr/>
+      <dgm:t>
+        <a:bodyPr/>
+        <a:lstStyle/>
+        <a:p>
+          <a:endParaRPr lang="es-ES"/>
+        </a:p>
+      </dgm:t>
+    </dgm:pt>
     <dgm:pt modelId="{BDD32E2F-1FF3-4DC6-BE0E-89E02FC18D80}" type="pres">
       <dgm:prSet presAssocID="{A04F8B58-9945-4DC8-9948-3C5CACE88CFC}" presName="hierChild1" presStyleCnt="0">
         <dgm:presLayoutVars>
@@ -7651,7 +8158,7 @@
       <dgm:spPr/>
     </dgm:pt>
     <dgm:pt modelId="{72D26933-FFB4-45A8-B6CF-C013601C53B3}" type="pres">
-      <dgm:prSet presAssocID="{E02865B7-9EA6-486C-ABD2-2E533DB4EAD5}" presName="Name37" presStyleLbl="parChTrans1D3" presStyleIdx="0" presStyleCnt="11"/>
+      <dgm:prSet presAssocID="{E02865B7-9EA6-486C-ABD2-2E533DB4EAD5}" presName="Name37" presStyleLbl="parChTrans1D3" presStyleIdx="0" presStyleCnt="12"/>
       <dgm:spPr/>
     </dgm:pt>
     <dgm:pt modelId="{FEFB0AAE-8584-45AB-B341-6B1EAA071F95}" type="pres">
@@ -7667,7 +8174,7 @@
       <dgm:spPr/>
     </dgm:pt>
     <dgm:pt modelId="{D7E5B624-6B03-4C99-9EF3-75D6496E2DDE}" type="pres">
-      <dgm:prSet presAssocID="{146EB67F-52D6-4251-A7A3-47E701CDEC8D}" presName="rootText" presStyleLbl="node3" presStyleIdx="0" presStyleCnt="11">
+      <dgm:prSet presAssocID="{146EB67F-52D6-4251-A7A3-47E701CDEC8D}" presName="rootText" presStyleLbl="node3" presStyleIdx="0" presStyleCnt="12">
         <dgm:presLayoutVars>
           <dgm:chPref val="3"/>
         </dgm:presLayoutVars>
@@ -7675,7 +8182,7 @@
       <dgm:spPr/>
     </dgm:pt>
     <dgm:pt modelId="{116A4252-4D8A-429B-A833-845C403A2FC8}" type="pres">
-      <dgm:prSet presAssocID="{146EB67F-52D6-4251-A7A3-47E701CDEC8D}" presName="rootConnector" presStyleLbl="node3" presStyleIdx="0" presStyleCnt="11"/>
+      <dgm:prSet presAssocID="{146EB67F-52D6-4251-A7A3-47E701CDEC8D}" presName="rootConnector" presStyleLbl="node3" presStyleIdx="0" presStyleCnt="12"/>
       <dgm:spPr/>
     </dgm:pt>
     <dgm:pt modelId="{61923992-FC7A-4330-A619-74681DFD9FC1}" type="pres">
@@ -7687,7 +8194,7 @@
       <dgm:spPr/>
     </dgm:pt>
     <dgm:pt modelId="{C90074C6-891D-47A3-83CE-F1C0FE92F1E0}" type="pres">
-      <dgm:prSet presAssocID="{C021F1D7-6CDD-403B-A997-1C622D1B8304}" presName="Name37" presStyleLbl="parChTrans1D3" presStyleIdx="1" presStyleCnt="11"/>
+      <dgm:prSet presAssocID="{C021F1D7-6CDD-403B-A997-1C622D1B8304}" presName="Name37" presStyleLbl="parChTrans1D3" presStyleIdx="1" presStyleCnt="12"/>
       <dgm:spPr/>
     </dgm:pt>
     <dgm:pt modelId="{E4C5D92F-12B9-4992-95EE-68B7BA083A4C}" type="pres">
@@ -7703,7 +8210,7 @@
       <dgm:spPr/>
     </dgm:pt>
     <dgm:pt modelId="{FE813ACC-F618-4D9D-98D3-5EF88341CD43}" type="pres">
-      <dgm:prSet presAssocID="{2C07A117-7590-4742-A716-A7B4A98FCB1C}" presName="rootText" presStyleLbl="node3" presStyleIdx="1" presStyleCnt="11">
+      <dgm:prSet presAssocID="{2C07A117-7590-4742-A716-A7B4A98FCB1C}" presName="rootText" presStyleLbl="node3" presStyleIdx="1" presStyleCnt="12">
         <dgm:presLayoutVars>
           <dgm:chPref val="3"/>
         </dgm:presLayoutVars>
@@ -7711,7 +8218,7 @@
       <dgm:spPr/>
     </dgm:pt>
     <dgm:pt modelId="{0875CA1F-A7FC-489B-B9F2-6B2E1028337B}" type="pres">
-      <dgm:prSet presAssocID="{2C07A117-7590-4742-A716-A7B4A98FCB1C}" presName="rootConnector" presStyleLbl="node3" presStyleIdx="1" presStyleCnt="11"/>
+      <dgm:prSet presAssocID="{2C07A117-7590-4742-A716-A7B4A98FCB1C}" presName="rootConnector" presStyleLbl="node3" presStyleIdx="1" presStyleCnt="12"/>
       <dgm:spPr/>
     </dgm:pt>
     <dgm:pt modelId="{986F9962-FF0C-4693-8A08-34A5254A58E0}" type="pres">
@@ -7723,7 +8230,7 @@
       <dgm:spPr/>
     </dgm:pt>
     <dgm:pt modelId="{F51D408E-4106-4AFC-8FBC-01DEF9E1A8E7}" type="pres">
-      <dgm:prSet presAssocID="{B2BFA60A-6832-45A4-B605-8CF00DB62110}" presName="Name37" presStyleLbl="parChTrans1D3" presStyleIdx="2" presStyleCnt="11"/>
+      <dgm:prSet presAssocID="{B2BFA60A-6832-45A4-B605-8CF00DB62110}" presName="Name37" presStyleLbl="parChTrans1D3" presStyleIdx="2" presStyleCnt="12"/>
       <dgm:spPr/>
     </dgm:pt>
     <dgm:pt modelId="{BFAF8E44-8503-495B-8B8D-C1EBC7F1DFD9}" type="pres">
@@ -7739,7 +8246,7 @@
       <dgm:spPr/>
     </dgm:pt>
     <dgm:pt modelId="{0A39362D-E226-40EC-AB71-7D303B86D6A1}" type="pres">
-      <dgm:prSet presAssocID="{CCC9E944-17E0-4930-A7AF-E483B44373CF}" presName="rootText" presStyleLbl="node3" presStyleIdx="2" presStyleCnt="11">
+      <dgm:prSet presAssocID="{CCC9E944-17E0-4930-A7AF-E483B44373CF}" presName="rootText" presStyleLbl="node3" presStyleIdx="2" presStyleCnt="12">
         <dgm:presLayoutVars>
           <dgm:chPref val="3"/>
         </dgm:presLayoutVars>
@@ -7747,7 +8254,7 @@
       <dgm:spPr/>
     </dgm:pt>
     <dgm:pt modelId="{7B40F094-4153-465B-A7F2-FBD9C084A0D3}" type="pres">
-      <dgm:prSet presAssocID="{CCC9E944-17E0-4930-A7AF-E483B44373CF}" presName="rootConnector" presStyleLbl="node3" presStyleIdx="2" presStyleCnt="11"/>
+      <dgm:prSet presAssocID="{CCC9E944-17E0-4930-A7AF-E483B44373CF}" presName="rootConnector" presStyleLbl="node3" presStyleIdx="2" presStyleCnt="12"/>
       <dgm:spPr/>
     </dgm:pt>
     <dgm:pt modelId="{7D74B260-EC45-4ED2-A454-FF9262D7DA8D}" type="pres">
@@ -7759,7 +8266,7 @@
       <dgm:spPr/>
     </dgm:pt>
     <dgm:pt modelId="{8B7B8F7C-FD86-4B08-AC0C-CE532640A790}" type="pres">
-      <dgm:prSet presAssocID="{B7494840-BBA2-4461-8FCD-A9A302A44A64}" presName="Name37" presStyleLbl="parChTrans1D3" presStyleIdx="3" presStyleCnt="11"/>
+      <dgm:prSet presAssocID="{B7494840-BBA2-4461-8FCD-A9A302A44A64}" presName="Name37" presStyleLbl="parChTrans1D3" presStyleIdx="3" presStyleCnt="12"/>
       <dgm:spPr/>
     </dgm:pt>
     <dgm:pt modelId="{4E7A7F64-E02D-47F8-87F5-7A7E4CE6BFAF}" type="pres">
@@ -7775,7 +8282,7 @@
       <dgm:spPr/>
     </dgm:pt>
     <dgm:pt modelId="{BB28B867-2B50-4906-8E9F-713946A1D306}" type="pres">
-      <dgm:prSet presAssocID="{A1A9B26A-4F53-4C6E-9288-D02C403A2FD3}" presName="rootText" presStyleLbl="node3" presStyleIdx="3" presStyleCnt="11">
+      <dgm:prSet presAssocID="{A1A9B26A-4F53-4C6E-9288-D02C403A2FD3}" presName="rootText" presStyleLbl="node3" presStyleIdx="3" presStyleCnt="12">
         <dgm:presLayoutVars>
           <dgm:chPref val="3"/>
         </dgm:presLayoutVars>
@@ -7783,7 +8290,7 @@
       <dgm:spPr/>
     </dgm:pt>
     <dgm:pt modelId="{BB123BE4-7AB6-4D5D-BC69-D16159D80229}" type="pres">
-      <dgm:prSet presAssocID="{A1A9B26A-4F53-4C6E-9288-D02C403A2FD3}" presName="rootConnector" presStyleLbl="node3" presStyleIdx="3" presStyleCnt="11"/>
+      <dgm:prSet presAssocID="{A1A9B26A-4F53-4C6E-9288-D02C403A2FD3}" presName="rootConnector" presStyleLbl="node3" presStyleIdx="3" presStyleCnt="12"/>
       <dgm:spPr/>
     </dgm:pt>
     <dgm:pt modelId="{A03FBB4D-972D-4E89-B6CD-45EF30EB55AE}" type="pres">
@@ -7831,7 +8338,7 @@
       <dgm:spPr/>
     </dgm:pt>
     <dgm:pt modelId="{728E7988-7BC6-49D7-A5D9-78C0474C5517}" type="pres">
-      <dgm:prSet presAssocID="{F66E06B1-AF29-42F7-8DCA-2B586FB18451}" presName="Name37" presStyleLbl="parChTrans1D3" presStyleIdx="4" presStyleCnt="11"/>
+      <dgm:prSet presAssocID="{F66E06B1-AF29-42F7-8DCA-2B586FB18451}" presName="Name37" presStyleLbl="parChTrans1D3" presStyleIdx="4" presStyleCnt="12"/>
       <dgm:spPr/>
     </dgm:pt>
     <dgm:pt modelId="{E9A26AF1-72F6-47ED-90CF-0CFB131BBF99}" type="pres">
@@ -7847,7 +8354,7 @@
       <dgm:spPr/>
     </dgm:pt>
     <dgm:pt modelId="{5AD56FF3-908C-4F19-9116-8FC3ED4F557D}" type="pres">
-      <dgm:prSet presAssocID="{43980A7B-F792-453B-9392-F40DE61DF4F4}" presName="rootText" presStyleLbl="node3" presStyleIdx="4" presStyleCnt="11">
+      <dgm:prSet presAssocID="{43980A7B-F792-453B-9392-F40DE61DF4F4}" presName="rootText" presStyleLbl="node3" presStyleIdx="4" presStyleCnt="12">
         <dgm:presLayoutVars>
           <dgm:chPref val="3"/>
         </dgm:presLayoutVars>
@@ -7855,7 +8362,7 @@
       <dgm:spPr/>
     </dgm:pt>
     <dgm:pt modelId="{B4DF8E3F-93EC-4BA7-BC27-63CE873D7F94}" type="pres">
-      <dgm:prSet presAssocID="{43980A7B-F792-453B-9392-F40DE61DF4F4}" presName="rootConnector" presStyleLbl="node3" presStyleIdx="4" presStyleCnt="11"/>
+      <dgm:prSet presAssocID="{43980A7B-F792-453B-9392-F40DE61DF4F4}" presName="rootConnector" presStyleLbl="node3" presStyleIdx="4" presStyleCnt="12"/>
       <dgm:spPr/>
     </dgm:pt>
     <dgm:pt modelId="{57BB844E-EF94-4D7A-BF7C-DA554B28AB02}" type="pres">
@@ -7867,7 +8374,7 @@
       <dgm:spPr/>
     </dgm:pt>
     <dgm:pt modelId="{AB020C3A-C92F-4E85-AA27-5E4ABA1E1E41}" type="pres">
-      <dgm:prSet presAssocID="{85475EA4-4FD1-4D1D-9F71-AAD52BA7BA1C}" presName="Name37" presStyleLbl="parChTrans1D3" presStyleIdx="5" presStyleCnt="11"/>
+      <dgm:prSet presAssocID="{85475EA4-4FD1-4D1D-9F71-AAD52BA7BA1C}" presName="Name37" presStyleLbl="parChTrans1D3" presStyleIdx="5" presStyleCnt="12"/>
       <dgm:spPr/>
     </dgm:pt>
     <dgm:pt modelId="{6246902E-8B58-494A-AB50-19A2F1BE8451}" type="pres">
@@ -7883,7 +8390,7 @@
       <dgm:spPr/>
     </dgm:pt>
     <dgm:pt modelId="{A0049C9F-57A3-4F34-B594-3B029411026B}" type="pres">
-      <dgm:prSet presAssocID="{BF3A738F-E725-4604-8910-F7BA4BA092AE}" presName="rootText" presStyleLbl="node3" presStyleIdx="5" presStyleCnt="11">
+      <dgm:prSet presAssocID="{BF3A738F-E725-4604-8910-F7BA4BA092AE}" presName="rootText" presStyleLbl="node3" presStyleIdx="5" presStyleCnt="12">
         <dgm:presLayoutVars>
           <dgm:chPref val="3"/>
         </dgm:presLayoutVars>
@@ -7891,7 +8398,7 @@
       <dgm:spPr/>
     </dgm:pt>
     <dgm:pt modelId="{08DD95E0-8125-4176-A093-45F53FEEFD73}" type="pres">
-      <dgm:prSet presAssocID="{BF3A738F-E725-4604-8910-F7BA4BA092AE}" presName="rootConnector" presStyleLbl="node3" presStyleIdx="5" presStyleCnt="11"/>
+      <dgm:prSet presAssocID="{BF3A738F-E725-4604-8910-F7BA4BA092AE}" presName="rootConnector" presStyleLbl="node3" presStyleIdx="5" presStyleCnt="12"/>
       <dgm:spPr/>
     </dgm:pt>
     <dgm:pt modelId="{84151004-0E6E-43F6-A665-F7F9858E7E80}" type="pres">
@@ -7903,7 +8410,7 @@
       <dgm:spPr/>
     </dgm:pt>
     <dgm:pt modelId="{EF5E70C0-C13B-41E3-867F-BB22D1D0ED26}" type="pres">
-      <dgm:prSet presAssocID="{6D0A2A5B-0858-4054-A166-69EB79655C05}" presName="Name37" presStyleLbl="parChTrans1D3" presStyleIdx="6" presStyleCnt="11"/>
+      <dgm:prSet presAssocID="{6D0A2A5B-0858-4054-A166-69EB79655C05}" presName="Name37" presStyleLbl="parChTrans1D3" presStyleIdx="6" presStyleCnt="12"/>
       <dgm:spPr/>
     </dgm:pt>
     <dgm:pt modelId="{1D88EBD6-E7FD-4938-B9AE-D09821687DF5}" type="pres">
@@ -7919,7 +8426,7 @@
       <dgm:spPr/>
     </dgm:pt>
     <dgm:pt modelId="{4262D0ED-CBA6-440B-BB24-9060E0FF2CCD}" type="pres">
-      <dgm:prSet presAssocID="{AED3BA1C-26A3-43BF-9F0B-F218872B1538}" presName="rootText" presStyleLbl="node3" presStyleIdx="6" presStyleCnt="11">
+      <dgm:prSet presAssocID="{AED3BA1C-26A3-43BF-9F0B-F218872B1538}" presName="rootText" presStyleLbl="node3" presStyleIdx="6" presStyleCnt="12">
         <dgm:presLayoutVars>
           <dgm:chPref val="3"/>
         </dgm:presLayoutVars>
@@ -7927,7 +8434,7 @@
       <dgm:spPr/>
     </dgm:pt>
     <dgm:pt modelId="{BAD5E0CF-19A3-437C-86C6-8E6245C17525}" type="pres">
-      <dgm:prSet presAssocID="{AED3BA1C-26A3-43BF-9F0B-F218872B1538}" presName="rootConnector" presStyleLbl="node3" presStyleIdx="6" presStyleCnt="11"/>
+      <dgm:prSet presAssocID="{AED3BA1C-26A3-43BF-9F0B-F218872B1538}" presName="rootConnector" presStyleLbl="node3" presStyleIdx="6" presStyleCnt="12"/>
       <dgm:spPr/>
     </dgm:pt>
     <dgm:pt modelId="{35E1CDCF-A0C2-465D-B607-A9EE4176BF0B}" type="pres">
@@ -7939,7 +8446,7 @@
       <dgm:spPr/>
     </dgm:pt>
     <dgm:pt modelId="{0A9799A5-EC9C-4B2D-BDD3-3099073A012B}" type="pres">
-      <dgm:prSet presAssocID="{D82C0441-021A-4B4E-9D6D-3DA8F4B6B2D7}" presName="Name37" presStyleLbl="parChTrans1D3" presStyleIdx="7" presStyleCnt="11"/>
+      <dgm:prSet presAssocID="{D82C0441-021A-4B4E-9D6D-3DA8F4B6B2D7}" presName="Name37" presStyleLbl="parChTrans1D3" presStyleIdx="7" presStyleCnt="12"/>
       <dgm:spPr/>
     </dgm:pt>
     <dgm:pt modelId="{C4F61751-9E11-4763-8754-4651DB1CCC86}" type="pres">
@@ -7955,7 +8462,7 @@
       <dgm:spPr/>
     </dgm:pt>
     <dgm:pt modelId="{F403FC28-55DA-4398-8700-B0E4A494E017}" type="pres">
-      <dgm:prSet presAssocID="{FB8B21AB-05B2-49D6-9E2B-1049991847FB}" presName="rootText" presStyleLbl="node3" presStyleIdx="7" presStyleCnt="11">
+      <dgm:prSet presAssocID="{FB8B21AB-05B2-49D6-9E2B-1049991847FB}" presName="rootText" presStyleLbl="node3" presStyleIdx="7" presStyleCnt="12">
         <dgm:presLayoutVars>
           <dgm:chPref val="3"/>
         </dgm:presLayoutVars>
@@ -7963,7 +8470,7 @@
       <dgm:spPr/>
     </dgm:pt>
     <dgm:pt modelId="{1624D9CC-2FE2-4E1E-BB62-44D38FA1C5F6}" type="pres">
-      <dgm:prSet presAssocID="{FB8B21AB-05B2-49D6-9E2B-1049991847FB}" presName="rootConnector" presStyleLbl="node3" presStyleIdx="7" presStyleCnt="11"/>
+      <dgm:prSet presAssocID="{FB8B21AB-05B2-49D6-9E2B-1049991847FB}" presName="rootConnector" presStyleLbl="node3" presStyleIdx="7" presStyleCnt="12"/>
       <dgm:spPr/>
     </dgm:pt>
     <dgm:pt modelId="{EB357139-4FC8-4370-9836-1010B264AAB6}" type="pres">
@@ -7972,6 +8479,42 @@
     </dgm:pt>
     <dgm:pt modelId="{43D1D4A5-B878-42F1-95D5-7BF2B711831F}" type="pres">
       <dgm:prSet presAssocID="{FB8B21AB-05B2-49D6-9E2B-1049991847FB}" presName="hierChild5" presStyleCnt="0"/>
+      <dgm:spPr/>
+    </dgm:pt>
+    <dgm:pt modelId="{5D90D7EC-3BD4-4072-AE29-FF88D868D46F}" type="pres">
+      <dgm:prSet presAssocID="{43777D0D-AA57-4D6C-AFBA-FE9E5F8C6AE4}" presName="Name37" presStyleLbl="parChTrans1D3" presStyleIdx="8" presStyleCnt="12"/>
+      <dgm:spPr/>
+    </dgm:pt>
+    <dgm:pt modelId="{EC238620-A8AE-4E80-9959-1308CFBCA17D}" type="pres">
+      <dgm:prSet presAssocID="{64B681DF-E1C9-4CA1-8A28-1E6C72D6D477}" presName="hierRoot2" presStyleCnt="0">
+        <dgm:presLayoutVars>
+          <dgm:hierBranch val="init"/>
+        </dgm:presLayoutVars>
+      </dgm:prSet>
+      <dgm:spPr/>
+    </dgm:pt>
+    <dgm:pt modelId="{DF1F3DF7-C2BA-4AE3-9A30-90195FE76E28}" type="pres">
+      <dgm:prSet presAssocID="{64B681DF-E1C9-4CA1-8A28-1E6C72D6D477}" presName="rootComposite" presStyleCnt="0"/>
+      <dgm:spPr/>
+    </dgm:pt>
+    <dgm:pt modelId="{FE5D1991-A648-4016-91B4-1E3B26B51861}" type="pres">
+      <dgm:prSet presAssocID="{64B681DF-E1C9-4CA1-8A28-1E6C72D6D477}" presName="rootText" presStyleLbl="node3" presStyleIdx="8" presStyleCnt="12">
+        <dgm:presLayoutVars>
+          <dgm:chPref val="3"/>
+        </dgm:presLayoutVars>
+      </dgm:prSet>
+      <dgm:spPr/>
+    </dgm:pt>
+    <dgm:pt modelId="{F4F9AD72-82E7-4AD7-AEB7-400E2360374E}" type="pres">
+      <dgm:prSet presAssocID="{64B681DF-E1C9-4CA1-8A28-1E6C72D6D477}" presName="rootConnector" presStyleLbl="node3" presStyleIdx="8" presStyleCnt="12"/>
+      <dgm:spPr/>
+    </dgm:pt>
+    <dgm:pt modelId="{C1DA4184-0F52-4760-8518-AC0AD11AD176}" type="pres">
+      <dgm:prSet presAssocID="{64B681DF-E1C9-4CA1-8A28-1E6C72D6D477}" presName="hierChild4" presStyleCnt="0"/>
+      <dgm:spPr/>
+    </dgm:pt>
+    <dgm:pt modelId="{1494D1B2-0F2E-4ECB-9843-957724708490}" type="pres">
+      <dgm:prSet presAssocID="{64B681DF-E1C9-4CA1-8A28-1E6C72D6D477}" presName="hierChild5" presStyleCnt="0"/>
       <dgm:spPr/>
     </dgm:pt>
     <dgm:pt modelId="{955483E6-2D4C-4E0C-9869-46A55A3BA111}" type="pres">
@@ -8011,7 +8554,7 @@
       <dgm:spPr/>
     </dgm:pt>
     <dgm:pt modelId="{5DDBFC81-8B3B-45A6-8358-B20AEFCD453B}" type="pres">
-      <dgm:prSet presAssocID="{7252D2DF-B9B6-436B-8E71-EB71EE13BC97}" presName="Name37" presStyleLbl="parChTrans1D3" presStyleIdx="8" presStyleCnt="11"/>
+      <dgm:prSet presAssocID="{7252D2DF-B9B6-436B-8E71-EB71EE13BC97}" presName="Name37" presStyleLbl="parChTrans1D3" presStyleIdx="9" presStyleCnt="12"/>
       <dgm:spPr/>
     </dgm:pt>
     <dgm:pt modelId="{9DCC247C-F5A8-4755-B0F2-FA32EF1C53C4}" type="pres">
@@ -8027,7 +8570,7 @@
       <dgm:spPr/>
     </dgm:pt>
     <dgm:pt modelId="{AB8B245D-34CA-492D-9C30-44B6096A2161}" type="pres">
-      <dgm:prSet presAssocID="{14EA0548-77C6-4FC0-9DE6-E92DE22A8DA7}" presName="rootText" presStyleLbl="node3" presStyleIdx="8" presStyleCnt="11">
+      <dgm:prSet presAssocID="{14EA0548-77C6-4FC0-9DE6-E92DE22A8DA7}" presName="rootText" presStyleLbl="node3" presStyleIdx="9" presStyleCnt="12">
         <dgm:presLayoutVars>
           <dgm:chPref val="3"/>
         </dgm:presLayoutVars>
@@ -8035,7 +8578,7 @@
       <dgm:spPr/>
     </dgm:pt>
     <dgm:pt modelId="{41BD8570-A591-4B3B-BBD7-15D040DF411D}" type="pres">
-      <dgm:prSet presAssocID="{14EA0548-77C6-4FC0-9DE6-E92DE22A8DA7}" presName="rootConnector" presStyleLbl="node3" presStyleIdx="8" presStyleCnt="11"/>
+      <dgm:prSet presAssocID="{14EA0548-77C6-4FC0-9DE6-E92DE22A8DA7}" presName="rootConnector" presStyleLbl="node3" presStyleIdx="9" presStyleCnt="12"/>
       <dgm:spPr/>
     </dgm:pt>
     <dgm:pt modelId="{C4C7D31F-9A2F-4945-BA80-083E7E1FFE76}" type="pres">
@@ -8047,7 +8590,7 @@
       <dgm:spPr/>
     </dgm:pt>
     <dgm:pt modelId="{CFE8D219-E336-4A9F-8141-EB2DAE727AA3}" type="pres">
-      <dgm:prSet presAssocID="{89A00448-3A68-4995-BA29-D9AA719E9177}" presName="Name37" presStyleLbl="parChTrans1D3" presStyleIdx="9" presStyleCnt="11"/>
+      <dgm:prSet presAssocID="{89A00448-3A68-4995-BA29-D9AA719E9177}" presName="Name37" presStyleLbl="parChTrans1D3" presStyleIdx="10" presStyleCnt="12"/>
       <dgm:spPr/>
     </dgm:pt>
     <dgm:pt modelId="{CE4628FB-F98C-4C9D-90E8-E88842F85108}" type="pres">
@@ -8063,7 +8606,7 @@
       <dgm:spPr/>
     </dgm:pt>
     <dgm:pt modelId="{547BC46A-5CDB-478F-BC4E-9BBABDD0C172}" type="pres">
-      <dgm:prSet presAssocID="{CECCF01F-6A3E-459F-9D11-D09D7BC5FCE4}" presName="rootText" presStyleLbl="node3" presStyleIdx="9" presStyleCnt="11">
+      <dgm:prSet presAssocID="{CECCF01F-6A3E-459F-9D11-D09D7BC5FCE4}" presName="rootText" presStyleLbl="node3" presStyleIdx="10" presStyleCnt="12">
         <dgm:presLayoutVars>
           <dgm:chPref val="3"/>
         </dgm:presLayoutVars>
@@ -8071,7 +8614,7 @@
       <dgm:spPr/>
     </dgm:pt>
     <dgm:pt modelId="{CC769DC7-7180-4846-9BB7-8ACF05ABC43D}" type="pres">
-      <dgm:prSet presAssocID="{CECCF01F-6A3E-459F-9D11-D09D7BC5FCE4}" presName="rootConnector" presStyleLbl="node3" presStyleIdx="9" presStyleCnt="11"/>
+      <dgm:prSet presAssocID="{CECCF01F-6A3E-459F-9D11-D09D7BC5FCE4}" presName="rootConnector" presStyleLbl="node3" presStyleIdx="10" presStyleCnt="12"/>
       <dgm:spPr/>
     </dgm:pt>
     <dgm:pt modelId="{8DD41C36-853C-4429-B097-9DD88C67AFA8}" type="pres">
@@ -8119,7 +8662,7 @@
       <dgm:spPr/>
     </dgm:pt>
     <dgm:pt modelId="{A5A928CF-4F2A-4598-9473-D7AEFA3AAE0E}" type="pres">
-      <dgm:prSet presAssocID="{87B97694-7A64-4B01-BC3C-1C84DA82DFC2}" presName="Name37" presStyleLbl="parChTrans1D3" presStyleIdx="10" presStyleCnt="11"/>
+      <dgm:prSet presAssocID="{87B97694-7A64-4B01-BC3C-1C84DA82DFC2}" presName="Name37" presStyleLbl="parChTrans1D3" presStyleIdx="11" presStyleCnt="12"/>
       <dgm:spPr/>
     </dgm:pt>
     <dgm:pt modelId="{298952CD-4FCC-46E5-9B77-E79D9EE05F39}" type="pres">
@@ -8135,7 +8678,7 @@
       <dgm:spPr/>
     </dgm:pt>
     <dgm:pt modelId="{79D8473A-38DB-4C1E-9654-99891C7863B4}" type="pres">
-      <dgm:prSet presAssocID="{3D051B14-20C6-45D4-A238-0C7BA5CB0A03}" presName="rootText" presStyleLbl="node3" presStyleIdx="10" presStyleCnt="11">
+      <dgm:prSet presAssocID="{3D051B14-20C6-45D4-A238-0C7BA5CB0A03}" presName="rootText" presStyleLbl="node3" presStyleIdx="11" presStyleCnt="12">
         <dgm:presLayoutVars>
           <dgm:chPref val="3"/>
         </dgm:presLayoutVars>
@@ -8143,7 +8686,7 @@
       <dgm:spPr/>
     </dgm:pt>
     <dgm:pt modelId="{6AE33B12-8323-4ACC-AC95-3BF6E4706BA2}" type="pres">
-      <dgm:prSet presAssocID="{3D051B14-20C6-45D4-A238-0C7BA5CB0A03}" presName="rootConnector" presStyleLbl="node3" presStyleIdx="10" presStyleCnt="11"/>
+      <dgm:prSet presAssocID="{3D051B14-20C6-45D4-A238-0C7BA5CB0A03}" presName="rootConnector" presStyleLbl="node3" presStyleIdx="11" presStyleCnt="12"/>
       <dgm:spPr/>
     </dgm:pt>
     <dgm:pt modelId="{19E8590C-B65E-4CC7-B217-A96A7FDA9E6C}" type="pres">
@@ -8184,7 +8727,9 @@
     <dgm:cxn modelId="{BD3B6B3A-E86D-41B9-8373-59DA77547E5D}" type="presOf" srcId="{7252D2DF-B9B6-436B-8E71-EB71EE13BC97}" destId="{5DDBFC81-8B3B-45A6-8358-B20AEFCD453B}" srcOrd="0" destOrd="0" presId="urn:microsoft.com/office/officeart/2005/8/layout/orgChart1"/>
     <dgm:cxn modelId="{B36CBF3C-03E7-4663-9865-6F9A84C55721}" type="presOf" srcId="{B7494840-BBA2-4461-8FCD-A9A302A44A64}" destId="{8B7B8F7C-FD86-4B08-AC0C-CE532640A790}" srcOrd="0" destOrd="0" presId="urn:microsoft.com/office/officeart/2005/8/layout/orgChart1"/>
     <dgm:cxn modelId="{6473F840-B3EC-42F1-85D3-C89F5904B337}" type="presOf" srcId="{89A00448-3A68-4995-BA29-D9AA719E9177}" destId="{CFE8D219-E336-4A9F-8141-EB2DAE727AA3}" srcOrd="0" destOrd="0" presId="urn:microsoft.com/office/officeart/2005/8/layout/orgChart1"/>
+    <dgm:cxn modelId="{750D9361-9783-4A9E-AC4F-D8760704030D}" type="presOf" srcId="{43777D0D-AA57-4D6C-AFBA-FE9E5F8C6AE4}" destId="{5D90D7EC-3BD4-4072-AE29-FF88D868D46F}" srcOrd="0" destOrd="0" presId="urn:microsoft.com/office/officeart/2005/8/layout/orgChart1"/>
     <dgm:cxn modelId="{64F12962-CA12-4516-922B-E8B4A9CFC1E4}" srcId="{A04F8B58-9945-4DC8-9948-3C5CACE88CFC}" destId="{5FCC713B-92C4-483E-A11C-1BAEDA457702}" srcOrd="0" destOrd="0" parTransId="{93546186-3247-4A36-97DA-53426E97EBE8}" sibTransId="{4FF82DD3-C8AB-49DD-B101-420C271B14EC}"/>
+    <dgm:cxn modelId="{38605A62-9955-49C7-B199-B8939D302EC3}" srcId="{B4B2B1DB-6FA5-4F78-AACB-648AE95695A4}" destId="{64B681DF-E1C9-4CA1-8A28-1E6C72D6D477}" srcOrd="4" destOrd="0" parTransId="{43777D0D-AA57-4D6C-AFBA-FE9E5F8C6AE4}" sibTransId="{9CE0173B-8818-437D-ADA8-C82CEB0AF8EC}"/>
     <dgm:cxn modelId="{F3C88B63-7628-454F-915B-0375B089F5BA}" type="presOf" srcId="{F66E06B1-AF29-42F7-8DCA-2B586FB18451}" destId="{728E7988-7BC6-49D7-A5D9-78C0474C5517}" srcOrd="0" destOrd="0" presId="urn:microsoft.com/office/officeart/2005/8/layout/orgChart1"/>
     <dgm:cxn modelId="{F43AF965-D429-47F6-B148-2823578402CB}" type="presOf" srcId="{146EB67F-52D6-4251-A7A3-47E701CDEC8D}" destId="{D7E5B624-6B03-4C99-9EF3-75D6496E2DDE}" srcOrd="0" destOrd="0" presId="urn:microsoft.com/office/officeart/2005/8/layout/orgChart1"/>
     <dgm:cxn modelId="{44B79249-9327-46F7-A30A-D3D47DF36897}" type="presOf" srcId="{6D0A2A5B-0858-4054-A166-69EB79655C05}" destId="{EF5E70C0-C13B-41E3-867F-BB22D1D0ED26}" srcOrd="0" destOrd="0" presId="urn:microsoft.com/office/officeart/2005/8/layout/orgChart1"/>
@@ -8222,12 +8767,14 @@
     <dgm:cxn modelId="{B98B2DE2-A77A-4BD1-B2D4-C59FF836B33E}" type="presOf" srcId="{E02865B7-9EA6-486C-ABD2-2E533DB4EAD5}" destId="{72D26933-FFB4-45A8-B6CF-C013601C53B3}" srcOrd="0" destOrd="0" presId="urn:microsoft.com/office/officeart/2005/8/layout/orgChart1"/>
     <dgm:cxn modelId="{01BE88E4-B7DF-4223-8E95-0444B97C188A}" type="presOf" srcId="{FB8B21AB-05B2-49D6-9E2B-1049991847FB}" destId="{1624D9CC-2FE2-4E1E-BB62-44D38FA1C5F6}" srcOrd="1" destOrd="0" presId="urn:microsoft.com/office/officeart/2005/8/layout/orgChart1"/>
     <dgm:cxn modelId="{DF74A9E8-3690-4553-A576-E38A5EECEAC9}" srcId="{5FCC713B-92C4-483E-A11C-1BAEDA457702}" destId="{B4B2B1DB-6FA5-4F78-AACB-648AE95695A4}" srcOrd="1" destOrd="0" parTransId="{F6F0AA88-8E16-4A1F-9FBE-CBB9F7355367}" sibTransId="{55CD6A34-1717-405E-8822-53A5F4CD99E2}"/>
+    <dgm:cxn modelId="{3CCF26EB-89FE-496B-8EA1-1241A3F35243}" type="presOf" srcId="{64B681DF-E1C9-4CA1-8A28-1E6C72D6D477}" destId="{FE5D1991-A648-4016-91B4-1E3B26B51861}" srcOrd="0" destOrd="0" presId="urn:microsoft.com/office/officeart/2005/8/layout/orgChart1"/>
     <dgm:cxn modelId="{5FDD62ED-630F-49EF-966F-34958FFB2A6B}" type="presOf" srcId="{3D051B14-20C6-45D4-A238-0C7BA5CB0A03}" destId="{6AE33B12-8323-4ACC-AC95-3BF6E4706BA2}" srcOrd="1" destOrd="0" presId="urn:microsoft.com/office/officeart/2005/8/layout/orgChart1"/>
     <dgm:cxn modelId="{4228C8F5-41E0-43EF-867F-B9CFE692BC6E}" type="presOf" srcId="{4E771A4B-8C31-46EA-A772-F53A49CF3B05}" destId="{BAA3CBFD-C005-4445-97A7-2B433A2E2811}" srcOrd="0" destOrd="0" presId="urn:microsoft.com/office/officeart/2005/8/layout/orgChart1"/>
     <dgm:cxn modelId="{9644A1F6-6F56-4B82-A307-7F2DCBE04F14}" srcId="{7EFCAB93-4B73-44BE-94A4-11F7C8BBE29B}" destId="{A1A9B26A-4F53-4C6E-9288-D02C403A2FD3}" srcOrd="3" destOrd="0" parTransId="{B7494840-BBA2-4461-8FCD-A9A302A44A64}" sibTransId="{29657E30-E9DB-4DD2-B124-AC4D0D08F643}"/>
     <dgm:cxn modelId="{A0DBF4F8-F3E2-4D57-A6DD-8831C61C9A31}" type="presOf" srcId="{17710D20-3E4A-497C-9445-041C650DA9C4}" destId="{C767E8FC-CEE0-44AD-8036-09E6391DBB24}" srcOrd="0" destOrd="0" presId="urn:microsoft.com/office/officeart/2005/8/layout/orgChart1"/>
     <dgm:cxn modelId="{73CDB8FA-CF5E-4EFF-9B22-6E4A5CFCAC1B}" type="presOf" srcId="{3D051B14-20C6-45D4-A238-0C7BA5CB0A03}" destId="{79D8473A-38DB-4C1E-9654-99891C7863B4}" srcOrd="0" destOrd="0" presId="urn:microsoft.com/office/officeart/2005/8/layout/orgChart1"/>
     <dgm:cxn modelId="{DC0346FF-7C12-4815-A3B8-5E314AC9C04B}" type="presOf" srcId="{00BBD46C-FD83-4FCB-83C0-4497E8BD538C}" destId="{9223410F-DBF0-4265-A0C0-6CCCCB923D1E}" srcOrd="1" destOrd="0" presId="urn:microsoft.com/office/officeart/2005/8/layout/orgChart1"/>
+    <dgm:cxn modelId="{411CF9FF-F4E1-454D-9C42-3D3C5621562A}" type="presOf" srcId="{64B681DF-E1C9-4CA1-8A28-1E6C72D6D477}" destId="{F4F9AD72-82E7-4AD7-AEB7-400E2360374E}" srcOrd="1" destOrd="0" presId="urn:microsoft.com/office/officeart/2005/8/layout/orgChart1"/>
     <dgm:cxn modelId="{944D69E5-D16F-4A7F-958F-F7DF3D37F445}" type="presParOf" srcId="{BDD32E2F-1FF3-4DC6-BE0E-89E02FC18D80}" destId="{7083DE8C-C7F3-415E-B7A7-5E9DF48A3AF7}" srcOrd="0" destOrd="0" presId="urn:microsoft.com/office/officeart/2005/8/layout/orgChart1"/>
     <dgm:cxn modelId="{3624A0A1-AF87-4A95-BF1B-858190FB3474}" type="presParOf" srcId="{7083DE8C-C7F3-415E-B7A7-5E9DF48A3AF7}" destId="{82694C3B-A0A8-4ECC-A5DD-16C08136021E}" srcOrd="0" destOrd="0" presId="urn:microsoft.com/office/officeart/2005/8/layout/orgChart1"/>
     <dgm:cxn modelId="{7CACA377-AB6B-4413-A55D-79E2203098B1}" type="presParOf" srcId="{82694C3B-A0A8-4ECC-A5DD-16C08136021E}" destId="{0660440D-6B7A-4F81-ADCA-436EE8D71552}" srcOrd="0" destOrd="0" presId="urn:microsoft.com/office/officeart/2005/8/layout/orgChart1"/>
@@ -8302,6 +8849,13 @@
     <dgm:cxn modelId="{D2FACB7E-0D4D-431F-ACF6-054B1074FE1D}" type="presParOf" srcId="{1BC330CB-55CC-4D72-9EE1-77740DDA6D3D}" destId="{1624D9CC-2FE2-4E1E-BB62-44D38FA1C5F6}" srcOrd="1" destOrd="0" presId="urn:microsoft.com/office/officeart/2005/8/layout/orgChart1"/>
     <dgm:cxn modelId="{CBEB4D66-C76A-4E79-BA1B-3C7BBAA8D71C}" type="presParOf" srcId="{C4F61751-9E11-4763-8754-4651DB1CCC86}" destId="{EB357139-4FC8-4370-9836-1010B264AAB6}" srcOrd="1" destOrd="0" presId="urn:microsoft.com/office/officeart/2005/8/layout/orgChart1"/>
     <dgm:cxn modelId="{71970F15-28E8-45B7-BE9C-464E32C40397}" type="presParOf" srcId="{C4F61751-9E11-4763-8754-4651DB1CCC86}" destId="{43D1D4A5-B878-42F1-95D5-7BF2B711831F}" srcOrd="2" destOrd="0" presId="urn:microsoft.com/office/officeart/2005/8/layout/orgChart1"/>
+    <dgm:cxn modelId="{F7A1AFC0-F7AA-4CF7-A783-8C43E475E34F}" type="presParOf" srcId="{ECE3814F-B0EC-4D1E-AEF5-4D171736649E}" destId="{5D90D7EC-3BD4-4072-AE29-FF88D868D46F}" srcOrd="8" destOrd="0" presId="urn:microsoft.com/office/officeart/2005/8/layout/orgChart1"/>
+    <dgm:cxn modelId="{298C180E-FC38-4A11-A90C-7BB7DD7EB7C7}" type="presParOf" srcId="{ECE3814F-B0EC-4D1E-AEF5-4D171736649E}" destId="{EC238620-A8AE-4E80-9959-1308CFBCA17D}" srcOrd="9" destOrd="0" presId="urn:microsoft.com/office/officeart/2005/8/layout/orgChart1"/>
+    <dgm:cxn modelId="{2D285DD6-77B6-4A8D-8304-F33F04F9872C}" type="presParOf" srcId="{EC238620-A8AE-4E80-9959-1308CFBCA17D}" destId="{DF1F3DF7-C2BA-4AE3-9A30-90195FE76E28}" srcOrd="0" destOrd="0" presId="urn:microsoft.com/office/officeart/2005/8/layout/orgChart1"/>
+    <dgm:cxn modelId="{6EDB409C-BFD1-4630-876C-1E5D74E21FD5}" type="presParOf" srcId="{DF1F3DF7-C2BA-4AE3-9A30-90195FE76E28}" destId="{FE5D1991-A648-4016-91B4-1E3B26B51861}" srcOrd="0" destOrd="0" presId="urn:microsoft.com/office/officeart/2005/8/layout/orgChart1"/>
+    <dgm:cxn modelId="{035F0D95-73A6-4C35-9581-FAB6A2806794}" type="presParOf" srcId="{DF1F3DF7-C2BA-4AE3-9A30-90195FE76E28}" destId="{F4F9AD72-82E7-4AD7-AEB7-400E2360374E}" srcOrd="1" destOrd="0" presId="urn:microsoft.com/office/officeart/2005/8/layout/orgChart1"/>
+    <dgm:cxn modelId="{8C5AE0D7-6ECA-4193-9599-02D9A946FC25}" type="presParOf" srcId="{EC238620-A8AE-4E80-9959-1308CFBCA17D}" destId="{C1DA4184-0F52-4760-8518-AC0AD11AD176}" srcOrd="1" destOrd="0" presId="urn:microsoft.com/office/officeart/2005/8/layout/orgChart1"/>
+    <dgm:cxn modelId="{C692C6B6-5688-4C34-96CF-3BAC2C749BE1}" type="presParOf" srcId="{EC238620-A8AE-4E80-9959-1308CFBCA17D}" destId="{1494D1B2-0F2E-4ECB-9843-957724708490}" srcOrd="2" destOrd="0" presId="urn:microsoft.com/office/officeart/2005/8/layout/orgChart1"/>
     <dgm:cxn modelId="{DDD2AB32-DCBF-47C8-A6A3-98A14E5EEB4A}" type="presParOf" srcId="{67EA5ABC-A587-4CC4-B281-13C1C66F1749}" destId="{955483E6-2D4C-4E0C-9869-46A55A3BA111}" srcOrd="2" destOrd="0" presId="urn:microsoft.com/office/officeart/2005/8/layout/orgChart1"/>
     <dgm:cxn modelId="{64F2802D-8EA2-41A8-9400-2C6C2DB88852}" type="presParOf" srcId="{900A177A-B3EC-4837-93F0-3370514F186D}" destId="{C767E8FC-CEE0-44AD-8036-09E6391DBB24}" srcOrd="4" destOrd="0" presId="urn:microsoft.com/office/officeart/2005/8/layout/orgChart1"/>
     <dgm:cxn modelId="{F30D363E-3EDA-4F57-8DE2-3EE307F83E56}" type="presParOf" srcId="{900A177A-B3EC-4837-93F0-3370514F186D}" destId="{8645F0F7-70C9-4B7F-A24B-418AC514001C}" srcOrd="5" destOrd="0" presId="urn:microsoft.com/office/officeart/2005/8/layout/orgChart1"/>
@@ -8365,8 +8919,8 @@
       </dsp:nvSpPr>
       <dsp:spPr>
         <a:xfrm>
-          <a:off x="5391437" y="1582629"/>
-          <a:ext cx="196071" cy="601284"/>
+          <a:off x="5185262" y="1375698"/>
+          <a:ext cx="170436" cy="522670"/>
         </a:xfrm>
         <a:custGeom>
           <a:avLst/>
@@ -8380,10 +8934,10 @@
                 <a:pt x="0" y="0"/>
               </a:moveTo>
               <a:lnTo>
-                <a:pt x="0" y="601284"/>
+                <a:pt x="0" y="522670"/>
               </a:lnTo>
               <a:lnTo>
-                <a:pt x="196071" y="601284"/>
+                <a:pt x="170436" y="522670"/>
               </a:lnTo>
             </a:path>
           </a:pathLst>
@@ -8424,8 +8978,8 @@
       </dsp:nvSpPr>
       <dsp:spPr>
         <a:xfrm>
-          <a:off x="3541832" y="654559"/>
-          <a:ext cx="2372461" cy="274499"/>
+          <a:off x="3577482" y="568968"/>
+          <a:ext cx="2062276" cy="238610"/>
         </a:xfrm>
         <a:custGeom>
           <a:avLst/>
@@ -8439,13 +8993,13 @@
                 <a:pt x="0" y="0"/>
               </a:moveTo>
               <a:lnTo>
-                <a:pt x="0" y="137249"/>
+                <a:pt x="0" y="119305"/>
               </a:lnTo>
               <a:lnTo>
-                <a:pt x="2372461" y="137249"/>
+                <a:pt x="2062276" y="119305"/>
               </a:lnTo>
               <a:lnTo>
-                <a:pt x="2372461" y="274499"/>
+                <a:pt x="2062276" y="238610"/>
               </a:lnTo>
             </a:path>
           </a:pathLst>
@@ -8486,8 +9040,8 @@
       </dsp:nvSpPr>
       <dsp:spPr>
         <a:xfrm>
-          <a:off x="3809796" y="1582629"/>
-          <a:ext cx="196071" cy="1529355"/>
+          <a:off x="3810411" y="1375698"/>
+          <a:ext cx="170436" cy="1329401"/>
         </a:xfrm>
         <a:custGeom>
           <a:avLst/>
@@ -8501,10 +9055,10 @@
                 <a:pt x="0" y="0"/>
               </a:moveTo>
               <a:lnTo>
-                <a:pt x="0" y="1529355"/>
+                <a:pt x="0" y="1329401"/>
               </a:lnTo>
               <a:lnTo>
-                <a:pt x="196071" y="1529355"/>
+                <a:pt x="170436" y="1329401"/>
               </a:lnTo>
             </a:path>
           </a:pathLst>
@@ -8545,8 +9099,8 @@
       </dsp:nvSpPr>
       <dsp:spPr>
         <a:xfrm>
-          <a:off x="3809796" y="1582629"/>
-          <a:ext cx="196071" cy="601284"/>
+          <a:off x="3810411" y="1375698"/>
+          <a:ext cx="170436" cy="522670"/>
         </a:xfrm>
         <a:custGeom>
           <a:avLst/>
@@ -8560,10 +9114,10 @@
                 <a:pt x="0" y="0"/>
               </a:moveTo>
               <a:lnTo>
-                <a:pt x="0" y="601284"/>
+                <a:pt x="0" y="522670"/>
               </a:lnTo>
               <a:lnTo>
-                <a:pt x="196071" y="601284"/>
+                <a:pt x="170436" y="522670"/>
               </a:lnTo>
             </a:path>
           </a:pathLst>
@@ -8604,8 +9158,8 @@
       </dsp:nvSpPr>
       <dsp:spPr>
         <a:xfrm>
-          <a:off x="3541832" y="654559"/>
-          <a:ext cx="790820" cy="274499"/>
+          <a:off x="3577482" y="568968"/>
+          <a:ext cx="687425" cy="238610"/>
         </a:xfrm>
         <a:custGeom>
           <a:avLst/>
@@ -8619,13 +9173,13 @@
                 <a:pt x="0" y="0"/>
               </a:moveTo>
               <a:lnTo>
-                <a:pt x="0" y="137249"/>
+                <a:pt x="0" y="119305"/>
               </a:lnTo>
               <a:lnTo>
-                <a:pt x="790820" y="137249"/>
+                <a:pt x="687425" y="119305"/>
               </a:lnTo>
               <a:lnTo>
-                <a:pt x="790820" y="274499"/>
+                <a:pt x="687425" y="238610"/>
               </a:lnTo>
             </a:path>
           </a:pathLst>
@@ -8659,15 +9213,15 @@
         <a:fontRef idx="minor"/>
       </dsp:style>
     </dsp:sp>
-    <dsp:sp modelId="{0A9799A5-EC9C-4B2D-BDD3-3099073A012B}">
+    <dsp:sp modelId="{5D90D7EC-3BD4-4072-AE29-FF88D868D46F}">
       <dsp:nvSpPr>
         <dsp:cNvPr id="0" name=""/>
         <dsp:cNvSpPr/>
       </dsp:nvSpPr>
       <dsp:spPr>
         <a:xfrm>
-          <a:off x="2228155" y="1582629"/>
-          <a:ext cx="196071" cy="3385495"/>
+          <a:off x="2435561" y="1375698"/>
+          <a:ext cx="170436" cy="3749592"/>
         </a:xfrm>
         <a:custGeom>
           <a:avLst/>
@@ -8681,10 +9235,69 @@
                 <a:pt x="0" y="0"/>
               </a:moveTo>
               <a:lnTo>
-                <a:pt x="0" y="3385495"/>
+                <a:pt x="0" y="3749592"/>
               </a:lnTo>
               <a:lnTo>
-                <a:pt x="196071" y="3385495"/>
+                <a:pt x="170436" y="3749592"/>
+              </a:lnTo>
+            </a:path>
+          </a:pathLst>
+        </a:custGeom>
+        <a:noFill/>
+        <a:ln w="19050" cap="flat" cmpd="sng" algn="ctr">
+          <a:solidFill>
+            <a:schemeClr val="accent1">
+              <a:shade val="80000"/>
+              <a:hueOff val="0"/>
+              <a:satOff val="0"/>
+              <a:lumOff val="0"/>
+              <a:alphaOff val="0"/>
+            </a:schemeClr>
+          </a:solidFill>
+          <a:prstDash val="solid"/>
+          <a:miter lim="800000"/>
+        </a:ln>
+        <a:effectLst/>
+      </dsp:spPr>
+      <dsp:style>
+        <a:lnRef idx="2">
+          <a:scrgbClr r="0" g="0" b="0"/>
+        </a:lnRef>
+        <a:fillRef idx="0">
+          <a:scrgbClr r="0" g="0" b="0"/>
+        </a:fillRef>
+        <a:effectRef idx="0">
+          <a:scrgbClr r="0" g="0" b="0"/>
+        </a:effectRef>
+        <a:fontRef idx="minor"/>
+      </dsp:style>
+    </dsp:sp>
+    <dsp:sp modelId="{0A9799A5-EC9C-4B2D-BDD3-3099073A012B}">
+      <dsp:nvSpPr>
+        <dsp:cNvPr id="0" name=""/>
+        <dsp:cNvSpPr/>
+      </dsp:nvSpPr>
+      <dsp:spPr>
+        <a:xfrm>
+          <a:off x="2435561" y="1375698"/>
+          <a:ext cx="170436" cy="2942862"/>
+        </a:xfrm>
+        <a:custGeom>
+          <a:avLst/>
+          <a:gdLst/>
+          <a:ahLst/>
+          <a:cxnLst/>
+          <a:rect l="0" t="0" r="0" b="0"/>
+          <a:pathLst>
+            <a:path>
+              <a:moveTo>
+                <a:pt x="0" y="0"/>
+              </a:moveTo>
+              <a:lnTo>
+                <a:pt x="0" y="2942862"/>
+              </a:lnTo>
+              <a:lnTo>
+                <a:pt x="170436" y="2942862"/>
               </a:lnTo>
             </a:path>
           </a:pathLst>
@@ -8725,8 +9338,8 @@
       </dsp:nvSpPr>
       <dsp:spPr>
         <a:xfrm>
-          <a:off x="2228155" y="1582629"/>
-          <a:ext cx="196071" cy="2457425"/>
+          <a:off x="2435561" y="1375698"/>
+          <a:ext cx="170436" cy="2136131"/>
         </a:xfrm>
         <a:custGeom>
           <a:avLst/>
@@ -8740,10 +9353,10 @@
                 <a:pt x="0" y="0"/>
               </a:moveTo>
               <a:lnTo>
-                <a:pt x="0" y="2457425"/>
+                <a:pt x="0" y="2136131"/>
               </a:lnTo>
               <a:lnTo>
-                <a:pt x="196071" y="2457425"/>
+                <a:pt x="170436" y="2136131"/>
               </a:lnTo>
             </a:path>
           </a:pathLst>
@@ -8784,8 +9397,8 @@
       </dsp:nvSpPr>
       <dsp:spPr>
         <a:xfrm>
-          <a:off x="2228155" y="1582629"/>
-          <a:ext cx="196071" cy="1529355"/>
+          <a:off x="2435561" y="1375698"/>
+          <a:ext cx="170436" cy="1329401"/>
         </a:xfrm>
         <a:custGeom>
           <a:avLst/>
@@ -8799,10 +9412,10 @@
                 <a:pt x="0" y="0"/>
               </a:moveTo>
               <a:lnTo>
-                <a:pt x="0" y="1529355"/>
+                <a:pt x="0" y="1329401"/>
               </a:lnTo>
               <a:lnTo>
-                <a:pt x="196071" y="1529355"/>
+                <a:pt x="170436" y="1329401"/>
               </a:lnTo>
             </a:path>
           </a:pathLst>
@@ -8843,8 +9456,8 @@
       </dsp:nvSpPr>
       <dsp:spPr>
         <a:xfrm>
-          <a:off x="2228155" y="1582629"/>
-          <a:ext cx="196071" cy="601284"/>
+          <a:off x="2435561" y="1375698"/>
+          <a:ext cx="170436" cy="522670"/>
         </a:xfrm>
         <a:custGeom>
           <a:avLst/>
@@ -8858,10 +9471,10 @@
                 <a:pt x="0" y="0"/>
               </a:moveTo>
               <a:lnTo>
-                <a:pt x="0" y="601284"/>
+                <a:pt x="0" y="522670"/>
               </a:lnTo>
               <a:lnTo>
-                <a:pt x="196071" y="601284"/>
+                <a:pt x="170436" y="522670"/>
               </a:lnTo>
             </a:path>
           </a:pathLst>
@@ -8902,8 +9515,8 @@
       </dsp:nvSpPr>
       <dsp:spPr>
         <a:xfrm>
-          <a:off x="2751011" y="654559"/>
-          <a:ext cx="790820" cy="274499"/>
+          <a:off x="2890057" y="568968"/>
+          <a:ext cx="687425" cy="238610"/>
         </a:xfrm>
         <a:custGeom>
           <a:avLst/>
@@ -8914,16 +9527,16 @@
           <a:pathLst>
             <a:path>
               <a:moveTo>
-                <a:pt x="790820" y="0"/>
+                <a:pt x="687425" y="0"/>
               </a:moveTo>
               <a:lnTo>
-                <a:pt x="790820" y="137249"/>
+                <a:pt x="687425" y="119305"/>
               </a:lnTo>
               <a:lnTo>
-                <a:pt x="0" y="137249"/>
+                <a:pt x="0" y="119305"/>
               </a:lnTo>
               <a:lnTo>
-                <a:pt x="0" y="274499"/>
+                <a:pt x="0" y="238610"/>
               </a:lnTo>
             </a:path>
           </a:pathLst>
@@ -8964,8 +9577,8 @@
       </dsp:nvSpPr>
       <dsp:spPr>
         <a:xfrm>
-          <a:off x="646514" y="1582629"/>
-          <a:ext cx="196071" cy="3385495"/>
+          <a:off x="1060710" y="1375698"/>
+          <a:ext cx="170436" cy="2942862"/>
         </a:xfrm>
         <a:custGeom>
           <a:avLst/>
@@ -8979,10 +9592,10 @@
                 <a:pt x="0" y="0"/>
               </a:moveTo>
               <a:lnTo>
-                <a:pt x="0" y="3385495"/>
+                <a:pt x="0" y="2942862"/>
               </a:lnTo>
               <a:lnTo>
-                <a:pt x="196071" y="3385495"/>
+                <a:pt x="170436" y="2942862"/>
               </a:lnTo>
             </a:path>
           </a:pathLst>
@@ -9023,8 +9636,8 @@
       </dsp:nvSpPr>
       <dsp:spPr>
         <a:xfrm>
-          <a:off x="646514" y="1582629"/>
-          <a:ext cx="196071" cy="2457425"/>
+          <a:off x="1060710" y="1375698"/>
+          <a:ext cx="170436" cy="2136131"/>
         </a:xfrm>
         <a:custGeom>
           <a:avLst/>
@@ -9038,10 +9651,10 @@
                 <a:pt x="0" y="0"/>
               </a:moveTo>
               <a:lnTo>
-                <a:pt x="0" y="2457425"/>
+                <a:pt x="0" y="2136131"/>
               </a:lnTo>
               <a:lnTo>
-                <a:pt x="196071" y="2457425"/>
+                <a:pt x="170436" y="2136131"/>
               </a:lnTo>
             </a:path>
           </a:pathLst>
@@ -9082,8 +9695,8 @@
       </dsp:nvSpPr>
       <dsp:spPr>
         <a:xfrm>
-          <a:off x="646514" y="1582629"/>
-          <a:ext cx="196071" cy="1529355"/>
+          <a:off x="1060710" y="1375698"/>
+          <a:ext cx="170436" cy="1329401"/>
         </a:xfrm>
         <a:custGeom>
           <a:avLst/>
@@ -9097,10 +9710,10 @@
                 <a:pt x="0" y="0"/>
               </a:moveTo>
               <a:lnTo>
-                <a:pt x="0" y="1529355"/>
+                <a:pt x="0" y="1329401"/>
               </a:lnTo>
               <a:lnTo>
-                <a:pt x="196071" y="1529355"/>
+                <a:pt x="170436" y="1329401"/>
               </a:lnTo>
             </a:path>
           </a:pathLst>
@@ -9141,8 +9754,8 @@
       </dsp:nvSpPr>
       <dsp:spPr>
         <a:xfrm>
-          <a:off x="646514" y="1582629"/>
-          <a:ext cx="196071" cy="601284"/>
+          <a:off x="1060710" y="1375698"/>
+          <a:ext cx="170436" cy="522670"/>
         </a:xfrm>
         <a:custGeom>
           <a:avLst/>
@@ -9156,10 +9769,10 @@
                 <a:pt x="0" y="0"/>
               </a:moveTo>
               <a:lnTo>
-                <a:pt x="0" y="601284"/>
+                <a:pt x="0" y="522670"/>
               </a:lnTo>
               <a:lnTo>
-                <a:pt x="196071" y="601284"/>
+                <a:pt x="170436" y="522670"/>
               </a:lnTo>
             </a:path>
           </a:pathLst>
@@ -9200,8 +9813,8 @@
       </dsp:nvSpPr>
       <dsp:spPr>
         <a:xfrm>
-          <a:off x="1169371" y="654559"/>
-          <a:ext cx="2372461" cy="274499"/>
+          <a:off x="1515206" y="568968"/>
+          <a:ext cx="2062276" cy="238610"/>
         </a:xfrm>
         <a:custGeom>
           <a:avLst/>
@@ -9212,16 +9825,16 @@
           <a:pathLst>
             <a:path>
               <a:moveTo>
-                <a:pt x="2372461" y="0"/>
+                <a:pt x="2062276" y="0"/>
               </a:moveTo>
               <a:lnTo>
-                <a:pt x="2372461" y="137249"/>
+                <a:pt x="2062276" y="119305"/>
               </a:lnTo>
               <a:lnTo>
-                <a:pt x="0" y="137249"/>
+                <a:pt x="0" y="119305"/>
               </a:lnTo>
               <a:lnTo>
-                <a:pt x="0" y="274499"/>
+                <a:pt x="0" y="238610"/>
               </a:lnTo>
             </a:path>
           </a:pathLst>
@@ -9262,8 +9875,8 @@
       </dsp:nvSpPr>
       <dsp:spPr>
         <a:xfrm>
-          <a:off x="2888261" y="989"/>
-          <a:ext cx="1307141" cy="653570"/>
+          <a:off x="3009362" y="848"/>
+          <a:ext cx="1136240" cy="568120"/>
         </a:xfrm>
         <a:prstGeom prst="rect">
           <a:avLst/>
@@ -9333,8 +9946,8 @@
         </a:p>
       </dsp:txBody>
       <dsp:txXfrm>
-        <a:off x="2888261" y="989"/>
-        <a:ext cx="1307141" cy="653570"/>
+        <a:off x="3009362" y="848"/>
+        <a:ext cx="1136240" cy="568120"/>
       </dsp:txXfrm>
     </dsp:sp>
     <dsp:sp modelId="{8821D068-5BC6-4FEC-AFCE-ACFEAB39D5E4}">
@@ -9344,8 +9957,8 @@
       </dsp:nvSpPr>
       <dsp:spPr>
         <a:xfrm>
-          <a:off x="515800" y="929059"/>
-          <a:ext cx="1307141" cy="653570"/>
+          <a:off x="947086" y="807578"/>
+          <a:ext cx="1136240" cy="568120"/>
         </a:xfrm>
         <a:prstGeom prst="rect">
           <a:avLst/>
@@ -9415,8 +10028,8 @@
         </a:p>
       </dsp:txBody>
       <dsp:txXfrm>
-        <a:off x="515800" y="929059"/>
-        <a:ext cx="1307141" cy="653570"/>
+        <a:off x="947086" y="807578"/>
+        <a:ext cx="1136240" cy="568120"/>
       </dsp:txXfrm>
     </dsp:sp>
     <dsp:sp modelId="{D7E5B624-6B03-4C99-9EF3-75D6496E2DDE}">
@@ -9426,8 +10039,8 @@
       </dsp:nvSpPr>
       <dsp:spPr>
         <a:xfrm>
-          <a:off x="842585" y="1857129"/>
-          <a:ext cx="1307141" cy="653570"/>
+          <a:off x="1231146" y="1614309"/>
+          <a:ext cx="1136240" cy="568120"/>
         </a:xfrm>
         <a:prstGeom prst="rect">
           <a:avLst/>
@@ -9497,8 +10110,8 @@
         </a:p>
       </dsp:txBody>
       <dsp:txXfrm>
-        <a:off x="842585" y="1857129"/>
-        <a:ext cx="1307141" cy="653570"/>
+        <a:off x="1231146" y="1614309"/>
+        <a:ext cx="1136240" cy="568120"/>
       </dsp:txXfrm>
     </dsp:sp>
     <dsp:sp modelId="{FE813ACC-F618-4D9D-98D3-5EF88341CD43}">
@@ -9508,8 +10121,8 @@
       </dsp:nvSpPr>
       <dsp:spPr>
         <a:xfrm>
-          <a:off x="842585" y="2785199"/>
-          <a:ext cx="1307141" cy="653570"/>
+          <a:off x="1231146" y="2421039"/>
+          <a:ext cx="1136240" cy="568120"/>
         </a:xfrm>
         <a:prstGeom prst="rect">
           <a:avLst/>
@@ -9584,8 +10197,8 @@
         </a:p>
       </dsp:txBody>
       <dsp:txXfrm>
-        <a:off x="842585" y="2785199"/>
-        <a:ext cx="1307141" cy="653570"/>
+        <a:off x="1231146" y="2421039"/>
+        <a:ext cx="1136240" cy="568120"/>
       </dsp:txXfrm>
     </dsp:sp>
     <dsp:sp modelId="{0A39362D-E226-40EC-AB71-7D303B86D6A1}">
@@ -9595,8 +10208,8 @@
       </dsp:nvSpPr>
       <dsp:spPr>
         <a:xfrm>
-          <a:off x="842585" y="3713270"/>
-          <a:ext cx="1307141" cy="653570"/>
+          <a:off x="1231146" y="3227770"/>
+          <a:ext cx="1136240" cy="568120"/>
         </a:xfrm>
         <a:prstGeom prst="rect">
           <a:avLst/>
@@ -9671,8 +10284,8 @@
         </a:p>
       </dsp:txBody>
       <dsp:txXfrm>
-        <a:off x="842585" y="3713270"/>
-        <a:ext cx="1307141" cy="653570"/>
+        <a:off x="1231146" y="3227770"/>
+        <a:ext cx="1136240" cy="568120"/>
       </dsp:txXfrm>
     </dsp:sp>
     <dsp:sp modelId="{BB28B867-2B50-4906-8E9F-713946A1D306}">
@@ -9682,8 +10295,8 @@
       </dsp:nvSpPr>
       <dsp:spPr>
         <a:xfrm>
-          <a:off x="842585" y="4641340"/>
-          <a:ext cx="1307141" cy="653570"/>
+          <a:off x="1231146" y="4034501"/>
+          <a:ext cx="1136240" cy="568120"/>
         </a:xfrm>
         <a:prstGeom prst="rect">
           <a:avLst/>
@@ -9758,8 +10371,8 @@
         </a:p>
       </dsp:txBody>
       <dsp:txXfrm>
-        <a:off x="842585" y="4641340"/>
-        <a:ext cx="1307141" cy="653570"/>
+        <a:off x="1231146" y="4034501"/>
+        <a:ext cx="1136240" cy="568120"/>
       </dsp:txXfrm>
     </dsp:sp>
     <dsp:sp modelId="{3543A053-A1CB-40D0-B575-2777C6F2D2A7}">
@@ -9769,8 +10382,8 @@
       </dsp:nvSpPr>
       <dsp:spPr>
         <a:xfrm>
-          <a:off x="2097441" y="929059"/>
-          <a:ext cx="1307141" cy="653570"/>
+          <a:off x="2321937" y="807578"/>
+          <a:ext cx="1136240" cy="568120"/>
         </a:xfrm>
         <a:prstGeom prst="rect">
           <a:avLst/>
@@ -9840,8 +10453,8 @@
         </a:p>
       </dsp:txBody>
       <dsp:txXfrm>
-        <a:off x="2097441" y="929059"/>
-        <a:ext cx="1307141" cy="653570"/>
+        <a:off x="2321937" y="807578"/>
+        <a:ext cx="1136240" cy="568120"/>
       </dsp:txXfrm>
     </dsp:sp>
     <dsp:sp modelId="{5AD56FF3-908C-4F19-9116-8FC3ED4F557D}">
@@ -9851,8 +10464,8 @@
       </dsp:nvSpPr>
       <dsp:spPr>
         <a:xfrm>
-          <a:off x="2424226" y="1857129"/>
-          <a:ext cx="1307141" cy="653570"/>
+          <a:off x="2605997" y="1614309"/>
+          <a:ext cx="1136240" cy="568120"/>
         </a:xfrm>
         <a:prstGeom prst="rect">
           <a:avLst/>
@@ -9927,8 +10540,8 @@
         </a:p>
       </dsp:txBody>
       <dsp:txXfrm>
-        <a:off x="2424226" y="1857129"/>
-        <a:ext cx="1307141" cy="653570"/>
+        <a:off x="2605997" y="1614309"/>
+        <a:ext cx="1136240" cy="568120"/>
       </dsp:txXfrm>
     </dsp:sp>
     <dsp:sp modelId="{A0049C9F-57A3-4F34-B594-3B029411026B}">
@@ -9938,8 +10551,8 @@
       </dsp:nvSpPr>
       <dsp:spPr>
         <a:xfrm>
-          <a:off x="2424226" y="2785199"/>
-          <a:ext cx="1307141" cy="653570"/>
+          <a:off x="2605997" y="2421039"/>
+          <a:ext cx="1136240" cy="568120"/>
         </a:xfrm>
         <a:prstGeom prst="rect">
           <a:avLst/>
@@ -10014,8 +10627,8 @@
         </a:p>
       </dsp:txBody>
       <dsp:txXfrm>
-        <a:off x="2424226" y="2785199"/>
-        <a:ext cx="1307141" cy="653570"/>
+        <a:off x="2605997" y="2421039"/>
+        <a:ext cx="1136240" cy="568120"/>
       </dsp:txXfrm>
     </dsp:sp>
     <dsp:sp modelId="{4262D0ED-CBA6-440B-BB24-9060E0FF2CCD}">
@@ -10025,8 +10638,8 @@
       </dsp:nvSpPr>
       <dsp:spPr>
         <a:xfrm>
-          <a:off x="2424226" y="3713270"/>
-          <a:ext cx="1307141" cy="653570"/>
+          <a:off x="2605997" y="3227770"/>
+          <a:ext cx="1136240" cy="568120"/>
         </a:xfrm>
         <a:prstGeom prst="rect">
           <a:avLst/>
@@ -10101,8 +10714,8 @@
         </a:p>
       </dsp:txBody>
       <dsp:txXfrm>
-        <a:off x="2424226" y="3713270"/>
-        <a:ext cx="1307141" cy="653570"/>
+        <a:off x="2605997" y="3227770"/>
+        <a:ext cx="1136240" cy="568120"/>
       </dsp:txXfrm>
     </dsp:sp>
     <dsp:sp modelId="{F403FC28-55DA-4398-8700-B0E4A494E017}">
@@ -10112,8 +10725,8 @@
       </dsp:nvSpPr>
       <dsp:spPr>
         <a:xfrm>
-          <a:off x="2424226" y="4641340"/>
-          <a:ext cx="1307141" cy="653570"/>
+          <a:off x="2605997" y="4034501"/>
+          <a:ext cx="1136240" cy="568120"/>
         </a:xfrm>
         <a:prstGeom prst="rect">
           <a:avLst/>
@@ -10188,8 +10801,90 @@
         </a:p>
       </dsp:txBody>
       <dsp:txXfrm>
-        <a:off x="2424226" y="4641340"/>
-        <a:ext cx="1307141" cy="653570"/>
+        <a:off x="2605997" y="4034501"/>
+        <a:ext cx="1136240" cy="568120"/>
+      </dsp:txXfrm>
+    </dsp:sp>
+    <dsp:sp modelId="{FE5D1991-A648-4016-91B4-1E3B26B51861}">
+      <dsp:nvSpPr>
+        <dsp:cNvPr id="0" name=""/>
+        <dsp:cNvSpPr/>
+      </dsp:nvSpPr>
+      <dsp:spPr>
+        <a:xfrm>
+          <a:off x="2605997" y="4841231"/>
+          <a:ext cx="1136240" cy="568120"/>
+        </a:xfrm>
+        <a:prstGeom prst="rect">
+          <a:avLst/>
+        </a:prstGeom>
+        <a:solidFill>
+          <a:schemeClr val="accent1">
+            <a:hueOff val="0"/>
+            <a:satOff val="0"/>
+            <a:lumOff val="0"/>
+            <a:alphaOff val="0"/>
+          </a:schemeClr>
+        </a:solidFill>
+        <a:ln w="19050" cap="flat" cmpd="sng" algn="ctr">
+          <a:solidFill>
+            <a:schemeClr val="lt1">
+              <a:hueOff val="0"/>
+              <a:satOff val="0"/>
+              <a:lumOff val="0"/>
+              <a:alphaOff val="0"/>
+            </a:schemeClr>
+          </a:solidFill>
+          <a:prstDash val="solid"/>
+          <a:miter lim="800000"/>
+        </a:ln>
+        <a:effectLst/>
+      </dsp:spPr>
+      <dsp:style>
+        <a:lnRef idx="2">
+          <a:scrgbClr r="0" g="0" b="0"/>
+        </a:lnRef>
+        <a:fillRef idx="1">
+          <a:scrgbClr r="0" g="0" b="0"/>
+        </a:fillRef>
+        <a:effectRef idx="0">
+          <a:scrgbClr r="0" g="0" b="0"/>
+        </a:effectRef>
+        <a:fontRef idx="minor">
+          <a:schemeClr val="lt1"/>
+        </a:fontRef>
+      </dsp:style>
+      <dsp:txBody>
+        <a:bodyPr spcFirstLastPara="0" vert="horz" wrap="square" lIns="6985" tIns="6985" rIns="6985" bIns="6985" numCol="1" spcCol="1270" anchor="ctr" anchorCtr="0">
+          <a:noAutofit/>
+        </a:bodyPr>
+        <a:lstStyle/>
+        <a:p>
+          <a:pPr marL="0" lvl="0" indent="0" algn="ctr" defTabSz="488950">
+            <a:lnSpc>
+              <a:spcPct val="90000"/>
+            </a:lnSpc>
+            <a:spcBef>
+              <a:spcPct val="0"/>
+            </a:spcBef>
+            <a:spcAft>
+              <a:spcPct val="35000"/>
+            </a:spcAft>
+            <a:buNone/>
+          </a:pPr>
+          <a:r>
+            <a:rPr lang="es-PA" sz="1100" kern="1200">
+              <a:latin typeface="Tahoma" panose="020B0604030504040204" pitchFamily="34" charset="0"/>
+              <a:ea typeface="Tahoma" panose="020B0604030504040204" pitchFamily="34" charset="0"/>
+              <a:cs typeface="Tahoma" panose="020B0604030504040204" pitchFamily="34" charset="0"/>
+            </a:rPr>
+            <a:t>Servidor en la nube</a:t>
+          </a:r>
+        </a:p>
+      </dsp:txBody>
+      <dsp:txXfrm>
+        <a:off x="2605997" y="4841231"/>
+        <a:ext cx="1136240" cy="568120"/>
       </dsp:txXfrm>
     </dsp:sp>
     <dsp:sp modelId="{BAA3CBFD-C005-4445-97A7-2B433A2E2811}">
@@ -10199,8 +10894,8 @@
       </dsp:nvSpPr>
       <dsp:spPr>
         <a:xfrm>
-          <a:off x="3679082" y="929059"/>
-          <a:ext cx="1307141" cy="653570"/>
+          <a:off x="3696787" y="807578"/>
+          <a:ext cx="1136240" cy="568120"/>
         </a:xfrm>
         <a:prstGeom prst="rect">
           <a:avLst/>
@@ -10270,8 +10965,8 @@
         </a:p>
       </dsp:txBody>
       <dsp:txXfrm>
-        <a:off x="3679082" y="929059"/>
-        <a:ext cx="1307141" cy="653570"/>
+        <a:off x="3696787" y="807578"/>
+        <a:ext cx="1136240" cy="568120"/>
       </dsp:txXfrm>
     </dsp:sp>
     <dsp:sp modelId="{AB8B245D-34CA-492D-9C30-44B6096A2161}">
@@ -10281,8 +10976,8 @@
       </dsp:nvSpPr>
       <dsp:spPr>
         <a:xfrm>
-          <a:off x="4005867" y="1857129"/>
-          <a:ext cx="1307141" cy="653570"/>
+          <a:off x="3980847" y="1614309"/>
+          <a:ext cx="1136240" cy="568120"/>
         </a:xfrm>
         <a:prstGeom prst="rect">
           <a:avLst/>
@@ -10357,8 +11052,8 @@
         </a:p>
       </dsp:txBody>
       <dsp:txXfrm>
-        <a:off x="4005867" y="1857129"/>
-        <a:ext cx="1307141" cy="653570"/>
+        <a:off x="3980847" y="1614309"/>
+        <a:ext cx="1136240" cy="568120"/>
       </dsp:txXfrm>
     </dsp:sp>
     <dsp:sp modelId="{547BC46A-5CDB-478F-BC4E-9BBABDD0C172}">
@@ -10368,8 +11063,8 @@
       </dsp:nvSpPr>
       <dsp:spPr>
         <a:xfrm>
-          <a:off x="4005867" y="2785199"/>
-          <a:ext cx="1307141" cy="653570"/>
+          <a:off x="3980847" y="2421039"/>
+          <a:ext cx="1136240" cy="568120"/>
         </a:xfrm>
         <a:prstGeom prst="rect">
           <a:avLst/>
@@ -10444,8 +11139,8 @@
         </a:p>
       </dsp:txBody>
       <dsp:txXfrm>
-        <a:off x="4005867" y="2785199"/>
-        <a:ext cx="1307141" cy="653570"/>
+        <a:off x="3980847" y="2421039"/>
+        <a:ext cx="1136240" cy="568120"/>
       </dsp:txXfrm>
     </dsp:sp>
     <dsp:sp modelId="{1748AC7C-9D81-4054-B018-4D6381723E7F}">
@@ -10455,8 +11150,8 @@
       </dsp:nvSpPr>
       <dsp:spPr>
         <a:xfrm>
-          <a:off x="5260722" y="929059"/>
-          <a:ext cx="1307141" cy="653570"/>
+          <a:off x="5071638" y="807578"/>
+          <a:ext cx="1136240" cy="568120"/>
         </a:xfrm>
         <a:prstGeom prst="rect">
           <a:avLst/>
@@ -10526,8 +11221,8 @@
         </a:p>
       </dsp:txBody>
       <dsp:txXfrm>
-        <a:off x="5260722" y="929059"/>
-        <a:ext cx="1307141" cy="653570"/>
+        <a:off x="5071638" y="807578"/>
+        <a:ext cx="1136240" cy="568120"/>
       </dsp:txXfrm>
     </dsp:sp>
     <dsp:sp modelId="{79D8473A-38DB-4C1E-9654-99891C7863B4}">
@@ -10537,8 +11232,8 @@
       </dsp:nvSpPr>
       <dsp:spPr>
         <a:xfrm>
-          <a:off x="5587508" y="1857129"/>
-          <a:ext cx="1307141" cy="653570"/>
+          <a:off x="5355698" y="1614309"/>
+          <a:ext cx="1136240" cy="568120"/>
         </a:xfrm>
         <a:prstGeom prst="rect">
           <a:avLst/>
@@ -10613,8 +11308,8 @@
         </a:p>
       </dsp:txBody>
       <dsp:txXfrm>
-        <a:off x="5587508" y="1857129"/>
-        <a:ext cx="1307141" cy="653570"/>
+        <a:off x="5355698" y="1614309"/>
+        <a:ext cx="1136240" cy="568120"/>
       </dsp:txXfrm>
     </dsp:sp>
   </dsp:spTree>

--- a/Documentacion/Planificacion/Planes/PLAN DE GESTIÓN DE RECURSOS.docx
+++ b/Documentacion/Planificacion/Planes/PLAN DE GESTIÓN DE RECURSOS.docx
@@ -4,7 +4,7 @@
   <w:body>
     <w:tbl>
       <w:tblPr>
-        <w:tblStyle w:val="TableGrid"/>
+        <w:tblStyle w:val="Tablaconcuadrcula"/>
         <w:tblW w:w="0" w:type="auto"/>
         <w:tblLook w:val="04A0" w:firstRow="1" w:lastRow="0" w:firstColumn="1" w:lastColumn="0" w:noHBand="0" w:noVBand="1"/>
       </w:tblPr>
@@ -261,7 +261,7 @@
     </w:p>
     <w:tbl>
       <w:tblPr>
-        <w:tblStyle w:val="TableGrid"/>
+        <w:tblStyle w:val="Tablaconcuadrcula"/>
         <w:tblW w:w="0" w:type="auto"/>
         <w:tblLook w:val="04A0" w:firstRow="1" w:lastRow="0" w:firstColumn="1" w:lastColumn="0" w:noHBand="0" w:noVBand="1"/>
       </w:tblPr>
@@ -365,6 +365,7 @@
               </w:rPr>
               <w:t xml:space="preserve">El equipo se organiza por roles: </w:t>
             </w:r>
+            <w:proofErr w:type="gramStart"/>
             <w:r>
               <w:rPr>
                 <w:rFonts w:ascii="Tahoma" w:hAnsi="Tahoma" w:cs="Tahoma"/>
@@ -373,7 +374,40 @@
                 <w:sz w:val="20"/>
                 <w:lang w:val="es-ES"/>
               </w:rPr>
-              <w:t>Jefe/Director de Proyecto</w:t>
+              <w:t>Jefe</w:t>
+            </w:r>
+            <w:proofErr w:type="gramEnd"/>
+            <w:r>
+              <w:rPr>
+                <w:rFonts w:ascii="Tahoma" w:hAnsi="Tahoma" w:cs="Tahoma"/>
+                <w:b/>
+                <w:bCs/>
+                <w:sz w:val="20"/>
+                <w:lang w:val="es-ES"/>
+              </w:rPr>
+              <w:t>/</w:t>
+            </w:r>
+            <w:proofErr w:type="gramStart"/>
+            <w:r>
+              <w:rPr>
+                <w:rFonts w:ascii="Tahoma" w:hAnsi="Tahoma" w:cs="Tahoma"/>
+                <w:b/>
+                <w:bCs/>
+                <w:sz w:val="20"/>
+                <w:lang w:val="es-ES"/>
+              </w:rPr>
+              <w:t>Director</w:t>
+            </w:r>
+            <w:proofErr w:type="gramEnd"/>
+            <w:r>
+              <w:rPr>
+                <w:rFonts w:ascii="Tahoma" w:hAnsi="Tahoma" w:cs="Tahoma"/>
+                <w:b/>
+                <w:bCs/>
+                <w:sz w:val="20"/>
+                <w:lang w:val="es-ES"/>
+              </w:rPr>
+              <w:t xml:space="preserve"> de Proyecto</w:t>
             </w:r>
             <w:r>
               <w:rPr>
@@ -1242,7 +1276,7 @@
     </w:p>
     <w:tbl>
       <w:tblPr>
-        <w:tblStyle w:val="TableGrid"/>
+        <w:tblStyle w:val="Tablaconcuadrcula"/>
         <w:tblW w:w="0" w:type="auto"/>
         <w:tblLook w:val="04A0" w:firstRow="1" w:lastRow="0" w:firstColumn="1" w:lastColumn="0" w:noHBand="0" w:noVBand="1"/>
       </w:tblPr>
@@ -1641,6 +1675,7 @@
                 <w:sz w:val="20"/>
                 <w:szCs w:val="20"/>
               </w:rPr>
+              <w:lastRenderedPageBreak/>
               <w:t>Diseñador</w:t>
             </w:r>
           </w:p>
@@ -2092,7 +2127,7 @@
     </w:p>
     <w:tbl>
       <w:tblPr>
-        <w:tblStyle w:val="TableGrid"/>
+        <w:tblStyle w:val="Tablaconcuadrcula"/>
         <w:tblW w:w="0" w:type="auto"/>
         <w:tblLook w:val="04A0" w:firstRow="1" w:lastRow="0" w:firstColumn="1" w:lastColumn="0" w:noHBand="0" w:noVBand="1"/>
       </w:tblPr>
@@ -2136,7 +2171,7 @@
           </w:tcPr>
           <w:tbl>
             <w:tblPr>
-              <w:tblStyle w:val="TableGrid"/>
+              <w:tblStyle w:val="Tablaconcuadrcula"/>
               <w:tblW w:w="0" w:type="auto"/>
               <w:tblLook w:val="04A0" w:firstRow="1" w:lastRow="0" w:firstColumn="1" w:lastColumn="0" w:noHBand="0" w:noVBand="1"/>
             </w:tblPr>
@@ -2285,7 +2320,18 @@
                       <w:szCs w:val="20"/>
                       <w:lang w:val="es-ES" w:eastAsia="es-ES"/>
                     </w:rPr>
-                    <w:t>Director de Proyecto</w:t>
+                    <w:t>Jefe</w:t>
+                  </w:r>
+                  <w:r>
+                    <w:rPr>
+                      <w:rFonts w:ascii="Tahoma" w:eastAsia="Times New Roman" w:hAnsi="Tahoma" w:cs="Tahoma"/>
+                      <w:b/>
+                      <w:bCs/>
+                      <w:sz w:val="20"/>
+                      <w:szCs w:val="20"/>
+                      <w:lang w:val="es-ES" w:eastAsia="es-ES"/>
+                    </w:rPr>
+                    <w:t xml:space="preserve"> de Proyecto</w:t>
                   </w:r>
                 </w:p>
               </w:tc>
@@ -2759,7 +2805,7 @@
     </w:p>
     <w:tbl>
       <w:tblPr>
-        <w:tblStyle w:val="TableGrid"/>
+        <w:tblStyle w:val="Tablaconcuadrcula"/>
         <w:tblW w:w="0" w:type="auto"/>
         <w:tblLook w:val="04A0" w:firstRow="1" w:lastRow="0" w:firstColumn="1" w:lastColumn="0" w:noHBand="0" w:noVBand="1"/>
       </w:tblPr>
@@ -2897,6 +2943,7 @@
                 <w:szCs w:val="20"/>
                 <w:lang w:val="es-ES"/>
               </w:rPr>
+              <w:lastRenderedPageBreak/>
               <w:br/>
               <w:t xml:space="preserve">La formación se centrará en el motor gráfico </w:t>
             </w:r>
@@ -3022,7 +3069,7 @@
     </w:p>
     <w:tbl>
       <w:tblPr>
-        <w:tblStyle w:val="TableGrid"/>
+        <w:tblStyle w:val="Tablaconcuadrcula"/>
         <w:tblW w:w="0" w:type="auto"/>
         <w:tblLook w:val="04A0" w:firstRow="1" w:lastRow="0" w:firstColumn="1" w:lastColumn="0" w:noHBand="0" w:noVBand="1"/>
       </w:tblPr>
@@ -3407,7 +3454,18 @@
                 <w:szCs w:val="20"/>
                 <w:lang w:val="es-ES"/>
               </w:rPr>
-              <w:t>director de proyecto</w:t>
+              <w:t>jefe</w:t>
+            </w:r>
+            <w:r>
+              <w:rPr>
+                <w:rFonts w:ascii="Tahoma" w:hAnsi="Tahoma" w:cs="Tahoma"/>
+                <w:b/>
+                <w:bCs/>
+                <w:sz w:val="20"/>
+                <w:szCs w:val="20"/>
+                <w:lang w:val="es-ES"/>
+              </w:rPr>
+              <w:t xml:space="preserve"> de proyecto</w:t>
             </w:r>
             <w:r>
               <w:rPr>
@@ -3473,7 +3531,7 @@
     </w:p>
     <w:tbl>
       <w:tblPr>
-        <w:tblStyle w:val="TableGrid"/>
+        <w:tblStyle w:val="Tablaconcuadrcula"/>
         <w:tblW w:w="0" w:type="auto"/>
         <w:tblLook w:val="04A0" w:firstRow="1" w:lastRow="0" w:firstColumn="1" w:lastColumn="0" w:noHBand="0" w:noVBand="1"/>
       </w:tblPr>
@@ -3772,6 +3830,7 @@
                 <w:sz w:val="20"/>
                 <w:szCs w:val="20"/>
               </w:rPr>
+              <w:lastRenderedPageBreak/>
               <w:t>Cuenta en GitHub</w:t>
             </w:r>
           </w:p>
@@ -3965,7 +4024,41 @@
                 <w:sz w:val="20"/>
                 <w:szCs w:val="20"/>
               </w:rPr>
-              <w:t>Software empleado para crear y mantener el cronograma, gestionar recursos y elaborar informes de seguimiento. Solo será esencial la licencia del director de proyecto, pero se mantienen otras 2 para el resto de miembros por si fuera necesario.</w:t>
+              <w:t xml:space="preserve">Software empleado para crear y mantener el cronograma, gestionar recursos y elaborar informes de seguimiento. Solo será esencial la licencia del </w:t>
+            </w:r>
+            <w:r>
+              <w:rPr>
+                <w:rFonts w:ascii="Tahoma" w:hAnsi="Tahoma" w:cs="Tahoma"/>
+                <w:sz w:val="20"/>
+                <w:szCs w:val="20"/>
+              </w:rPr>
+              <w:t>jefe</w:t>
+            </w:r>
+            <w:r>
+              <w:rPr>
+                <w:rFonts w:ascii="Tahoma" w:hAnsi="Tahoma" w:cs="Tahoma"/>
+                <w:sz w:val="20"/>
+                <w:szCs w:val="20"/>
+              </w:rPr>
+              <w:t xml:space="preserve"> de proyecto, pero se mantienen otras 2 para el resto de </w:t>
+            </w:r>
+            <w:proofErr w:type="gramStart"/>
+            <w:r>
+              <w:rPr>
+                <w:rFonts w:ascii="Tahoma" w:hAnsi="Tahoma" w:cs="Tahoma"/>
+                <w:sz w:val="20"/>
+                <w:szCs w:val="20"/>
+              </w:rPr>
+              <w:t>miembros</w:t>
+            </w:r>
+            <w:proofErr w:type="gramEnd"/>
+            <w:r>
+              <w:rPr>
+                <w:rFonts w:ascii="Tahoma" w:hAnsi="Tahoma" w:cs="Tahoma"/>
+                <w:sz w:val="20"/>
+                <w:szCs w:val="20"/>
+              </w:rPr>
+              <w:t xml:space="preserve"> por si fuera necesario.</w:t>
             </w:r>
           </w:p>
         </w:tc>
@@ -4172,7 +4265,7 @@
     </w:p>
     <w:tbl>
       <w:tblPr>
-        <w:tblStyle w:val="TableGrid"/>
+        <w:tblStyle w:val="Tablaconcuadrcula"/>
         <w:tblW w:w="0" w:type="auto"/>
         <w:tblLook w:val="04A0" w:firstRow="1" w:lastRow="0" w:firstColumn="1" w:lastColumn="0" w:noHBand="0" w:noVBand="1"/>
       </w:tblPr>
@@ -4497,6 +4590,7 @@
                 <w:szCs w:val="20"/>
                 <w:lang w:val="es-ES"/>
               </w:rPr>
+              <w:lastRenderedPageBreak/>
               <w:t>Los</w:t>
             </w:r>
             <w:r>
@@ -4688,7 +4782,7 @@
           <w:lang w:eastAsia="es-PA"/>
         </w:rPr>
         <w:drawing>
-          <wp:inline distT="0" distB="0" distL="0" distR="0" wp14:anchorId="5FFD7207" wp14:editId="0DC9B1C8">
+          <wp:inline distT="0" distB="0" distL="0" distR="0" wp14:anchorId="5FFD7207" wp14:editId="0C0FBBE3">
             <wp:extent cx="7439025" cy="5410200"/>
             <wp:effectExtent l="0" t="0" r="0" b="19050"/>
             <wp:docPr id="2043249337" name="Diagrama 2043249337"/>
@@ -4775,7 +4869,7 @@
         </w:tcPr>
         <w:p>
           <w:pPr>
-            <w:pStyle w:val="Footer"/>
+            <w:pStyle w:val="Piedepgina"/>
             <w:jc w:val="right"/>
             <w:rPr>
               <w:lang w:val="es-PR"/>
@@ -4796,7 +4890,7 @@
         </w:tcPr>
         <w:p>
           <w:pPr>
-            <w:pStyle w:val="Footer"/>
+            <w:pStyle w:val="Piedepgina"/>
             <w:rPr>
               <w:lang w:val="es-PR"/>
             </w:rPr>
@@ -4807,7 +4901,7 @@
   </w:tbl>
   <w:p>
     <w:pPr>
-      <w:pStyle w:val="Footer"/>
+      <w:pStyle w:val="Piedepgina"/>
       <w:jc w:val="right"/>
       <w:rPr>
         <w:lang w:val="es-PR"/>
@@ -4912,7 +5006,7 @@
 <w:hdr xmlns:wpc="http://schemas.microsoft.com/office/word/2010/wordprocessingCanvas" xmlns:cx="http://schemas.microsoft.com/office/drawing/2014/chartex" xmlns:cx1="http://schemas.microsoft.com/office/drawing/2015/9/8/chartex" xmlns:cx2="http://schemas.microsoft.com/office/drawing/2015/10/21/chartex" xmlns:cx3="http://schemas.microsoft.com/office/drawing/2016/5/9/chartex" xmlns:cx4="http://schemas.microsoft.com/office/drawing/2016/5/10/chartex" xmlns:cx5="http://schemas.microsoft.com/office/drawing/2016/5/11/chartex" xmlns:cx6="http://schemas.microsoft.com/office/drawing/2016/5/12/chartex" xmlns:cx7="http://schemas.microsoft.com/office/drawing/2016/5/13/chartex" xmlns:cx8="http://schemas.microsoft.com/office/drawing/2016/5/14/chartex" xmlns:mc="http://schemas.openxmlformats.org/markup-compatibility/2006" xmlns:aink="http://schemas.microsoft.com/office/drawing/2016/ink" xmlns:am3d="http://schemas.microsoft.com/office/drawing/2017/model3d" xmlns:o="urn:schemas-microsoft-com:office:office" xmlns:oel="http://schemas.microsoft.com/office/2019/extlst" xmlns:r="http://schemas.openxmlformats.org/officeDocument/2006/relationships" xmlns:m="http://schemas.openxmlformats.org/officeDocument/2006/math" xmlns:v="urn:schemas-microsoft-com:vml" xmlns:wp14="http://schemas.microsoft.com/office/word/2010/wordprocessingDrawing" xmlns:wp="http://schemas.openxmlformats.org/drawingml/2006/wordprocessingDrawing" xmlns:w10="urn:schemas-microsoft-com:office:word" xmlns:w="http://schemas.openxmlformats.org/wordprocessingml/2006/main" xmlns:w14="http://schemas.microsoft.com/office/word/2010/wordml" xmlns:w15="http://schemas.microsoft.com/office/word/2012/wordml" xmlns:w16cex="http://schemas.microsoft.com/office/word/2018/wordml/cex" xmlns:w16cid="http://schemas.microsoft.com/office/word/2016/wordml/cid" xmlns:w16="http://schemas.microsoft.com/office/word/2018/wordml" xmlns:w16du="http://schemas.microsoft.com/office/word/2023/wordml/word16du" xmlns:w16sdtdh="http://schemas.microsoft.com/office/word/2020/wordml/sdtdatahash" xmlns:w16sdtfl="http://schemas.microsoft.com/office/word/2024/wordml/sdtformatlock" xmlns:w16se="http://schemas.microsoft.com/office/word/2015/wordml/symex" xmlns:wpg="http://schemas.microsoft.com/office/word/2010/wordprocessingGroup" xmlns:wpi="http://schemas.microsoft.com/office/word/2010/wordprocessingInk" xmlns:wne="http://schemas.microsoft.com/office/word/2006/wordml" xmlns:wps="http://schemas.microsoft.com/office/word/2010/wordprocessingShape" mc:Ignorable="w14 w15 w16se w16cid w16 w16cex w16sdtdh w16sdtfl w16du wp14">
   <w:p>
     <w:pPr>
-      <w:pStyle w:val="Header"/>
+      <w:pStyle w:val="Encabezado"/>
     </w:pPr>
     <w:r>
       <w:rPr>
@@ -4992,10 +5086,11 @@
                             <w:dataBinding w:prefixMappings="xmlns:ns0='http://purl.org/dc/elements/1.1/' xmlns:ns1='http://schemas.openxmlformats.org/package/2006/metadata/core-properties' " w:xpath="/ns1:coreProperties[1]/ns0:title[1]" w:storeItemID="{6C3C8BC8-F283-45AE-878A-BAB7291924A1}"/>
                             <w:text/>
                           </w:sdtPr>
+                          <w:sdtEndPr/>
                           <w:sdtContent>
                             <w:p>
                               <w:pPr>
-                                <w:pStyle w:val="Header"/>
+                                <w:pStyle w:val="Encabezado"/>
                                 <w:spacing w:afterAutospacing="0"/>
                                 <w:jc w:val="center"/>
                                 <w:rPr>
@@ -5033,14 +5128,13 @@
             </wp:anchor>
           </w:drawing>
         </mc:Choice>
-        <mc:Fallback xmlns:a="http://schemas.openxmlformats.org/drawingml/2006/main" xmlns:arto="http://schemas.microsoft.com/office/word/2006/arto">
-          <w:pict w14:anchorId="7424763A">
-            <v:rect id="Rectángulo 200" style="position:absolute;margin-left:0;margin-top:0;width:468.5pt;height:21.3pt;z-index:-251658240;visibility:visible;mso-wrap-style:square;mso-width-percent:1000;mso-height-percent:27;mso-top-percent:45;mso-wrap-distance-left:9.35pt;mso-wrap-distance-top:0;mso-wrap-distance-right:9.35pt;mso-wrap-distance-bottom:0;mso-position-horizontal:center;mso-position-horizontal-relative:margin;mso-position-vertical-relative:page;mso-width-percent:1000;mso-height-percent:27;mso-top-percent:45;mso-width-relative:margin;mso-height-relative:page;v-text-anchor:middle" o:spid="_x0000_s1026" o:allowoverlap="f" fillcolor="#156082 [3204]" stroked="f" strokeweight="1.5pt" w14:anchorId="466FCC39" o:gfxdata="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">
+        <mc:Fallback>
+          <w:pict>
+            <v:rect w14:anchorId="466FCC39" id="Rectángulo 200" o:spid="_x0000_s1026" style="position:absolute;margin-left:0;margin-top:0;width:468.5pt;height:21.3pt;z-index:-251658240;visibility:visible;mso-wrap-style:square;mso-width-percent:1000;mso-height-percent:27;mso-top-percent:45;mso-wrap-distance-left:9.35pt;mso-wrap-distance-top:0;mso-wrap-distance-right:9.35pt;mso-wrap-distance-bottom:0;mso-position-horizontal:center;mso-position-horizontal-relative:margin;mso-position-vertical-relative:page;mso-width-percent:1000;mso-height-percent:27;mso-top-percent:45;mso-width-relative:margin;mso-height-relative:page;v-text-anchor:middle" o:gfxdata="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" o:allowoverlap="f" fillcolor="#156082 [3204]" stroked="f" strokeweight="1.5pt">
               <v:textbox style="mso-fit-shape-to-text:t">
                 <w:txbxContent>
                   <w:sdt>
                     <w:sdtPr>
-                      <w:id w:val="1543841699"/>
                       <w:rPr>
                         <w:caps/>
                         <w:color w:val="FFFFFF" w:themeColor="background1"/>
@@ -5051,10 +5145,11 @@
                       <w:dataBinding w:prefixMappings="xmlns:ns0='http://purl.org/dc/elements/1.1/' xmlns:ns1='http://schemas.openxmlformats.org/package/2006/metadata/core-properties' " w:xpath="/ns1:coreProperties[1]/ns0:title[1]" w:storeItemID="{6C3C8BC8-F283-45AE-878A-BAB7291924A1}"/>
                       <w:text/>
                     </w:sdtPr>
+                    <w:sdtEndPr/>
                     <w:sdtContent>
                       <w:p>
                         <w:pPr>
-                          <w:pStyle w:val="Header"/>
+                          <w:pStyle w:val="Encabezado"/>
                           <w:spacing w:afterAutospacing="0"/>
                           <w:jc w:val="center"/>
                           <w:rPr>
@@ -5924,11 +6019,11 @@
       <w14:ligatures w14:val="none"/>
     </w:rPr>
   </w:style>
-  <w:style w:type="paragraph" w:styleId="Heading1">
+  <w:style w:type="paragraph" w:styleId="Ttulo1">
     <w:name w:val="heading 1"/>
     <w:basedOn w:val="Normal"/>
     <w:next w:val="Normal"/>
-    <w:link w:val="Heading1Char"/>
+    <w:link w:val="Ttulo1Car"/>
     <w:uiPriority w:val="9"/>
     <w:qFormat/>
     <w:rsid w:val="00F86B65"/>
@@ -5947,11 +6042,11 @@
       <w14:ligatures w14:val="standardContextual"/>
     </w:rPr>
   </w:style>
-  <w:style w:type="paragraph" w:styleId="Heading2">
+  <w:style w:type="paragraph" w:styleId="Ttulo2">
     <w:name w:val="heading 2"/>
     <w:basedOn w:val="Normal"/>
     <w:next w:val="Normal"/>
-    <w:link w:val="Heading2Char"/>
+    <w:link w:val="Ttulo2Car"/>
     <w:uiPriority w:val="9"/>
     <w:semiHidden/>
     <w:unhideWhenUsed/>
@@ -5972,11 +6067,11 @@
       <w14:ligatures w14:val="standardContextual"/>
     </w:rPr>
   </w:style>
-  <w:style w:type="paragraph" w:styleId="Heading3">
+  <w:style w:type="paragraph" w:styleId="Ttulo3">
     <w:name w:val="heading 3"/>
     <w:basedOn w:val="Normal"/>
     <w:next w:val="Normal"/>
-    <w:link w:val="Heading3Char"/>
+    <w:link w:val="Ttulo3Car"/>
     <w:uiPriority w:val="9"/>
     <w:semiHidden/>
     <w:unhideWhenUsed/>
@@ -5997,11 +6092,11 @@
       <w14:ligatures w14:val="standardContextual"/>
     </w:rPr>
   </w:style>
-  <w:style w:type="paragraph" w:styleId="Heading4">
+  <w:style w:type="paragraph" w:styleId="Ttulo4">
     <w:name w:val="heading 4"/>
     <w:basedOn w:val="Normal"/>
     <w:next w:val="Normal"/>
-    <w:link w:val="Heading4Char"/>
+    <w:link w:val="Ttulo4Car"/>
     <w:uiPriority w:val="9"/>
     <w:semiHidden/>
     <w:unhideWhenUsed/>
@@ -6024,11 +6119,11 @@
       <w14:ligatures w14:val="standardContextual"/>
     </w:rPr>
   </w:style>
-  <w:style w:type="paragraph" w:styleId="Heading5">
+  <w:style w:type="paragraph" w:styleId="Ttulo5">
     <w:name w:val="heading 5"/>
     <w:basedOn w:val="Normal"/>
     <w:next w:val="Normal"/>
-    <w:link w:val="Heading5Char"/>
+    <w:link w:val="Ttulo5Car"/>
     <w:uiPriority w:val="9"/>
     <w:semiHidden/>
     <w:unhideWhenUsed/>
@@ -6049,11 +6144,11 @@
       <w14:ligatures w14:val="standardContextual"/>
     </w:rPr>
   </w:style>
-  <w:style w:type="paragraph" w:styleId="Heading6">
+  <w:style w:type="paragraph" w:styleId="Ttulo6">
     <w:name w:val="heading 6"/>
     <w:basedOn w:val="Normal"/>
     <w:next w:val="Normal"/>
-    <w:link w:val="Heading6Char"/>
+    <w:link w:val="Ttulo6Car"/>
     <w:uiPriority w:val="9"/>
     <w:semiHidden/>
     <w:unhideWhenUsed/>
@@ -6076,11 +6171,11 @@
       <w14:ligatures w14:val="standardContextual"/>
     </w:rPr>
   </w:style>
-  <w:style w:type="paragraph" w:styleId="Heading7">
+  <w:style w:type="paragraph" w:styleId="Ttulo7">
     <w:name w:val="heading 7"/>
     <w:basedOn w:val="Normal"/>
     <w:next w:val="Normal"/>
-    <w:link w:val="Heading7Char"/>
+    <w:link w:val="Ttulo7Car"/>
     <w:uiPriority w:val="9"/>
     <w:semiHidden/>
     <w:unhideWhenUsed/>
@@ -6101,11 +6196,11 @@
       <w14:ligatures w14:val="standardContextual"/>
     </w:rPr>
   </w:style>
-  <w:style w:type="paragraph" w:styleId="Heading8">
+  <w:style w:type="paragraph" w:styleId="Ttulo8">
     <w:name w:val="heading 8"/>
     <w:basedOn w:val="Normal"/>
     <w:next w:val="Normal"/>
-    <w:link w:val="Heading8Char"/>
+    <w:link w:val="Ttulo8Car"/>
     <w:uiPriority w:val="9"/>
     <w:semiHidden/>
     <w:unhideWhenUsed/>
@@ -6128,11 +6223,11 @@
       <w14:ligatures w14:val="standardContextual"/>
     </w:rPr>
   </w:style>
-  <w:style w:type="paragraph" w:styleId="Heading9">
+  <w:style w:type="paragraph" w:styleId="Ttulo9">
     <w:name w:val="heading 9"/>
     <w:basedOn w:val="Normal"/>
     <w:next w:val="Normal"/>
-    <w:link w:val="Heading9Char"/>
+    <w:link w:val="Ttulo9Car"/>
     <w:uiPriority w:val="9"/>
     <w:semiHidden/>
     <w:unhideWhenUsed/>
@@ -6153,13 +6248,13 @@
       <w14:ligatures w14:val="standardContextual"/>
     </w:rPr>
   </w:style>
-  <w:style w:type="character" w:default="1" w:styleId="DefaultParagraphFont">
+  <w:style w:type="character" w:default="1" w:styleId="Fuentedeprrafopredeter">
     <w:name w:val="Default Paragraph Font"/>
     <w:uiPriority w:val="1"/>
     <w:semiHidden/>
     <w:unhideWhenUsed/>
   </w:style>
-  <w:style w:type="table" w:default="1" w:styleId="TableNormal">
+  <w:style w:type="table" w:default="1" w:styleId="Tablanormal">
     <w:name w:val="Normal Table"/>
     <w:uiPriority w:val="99"/>
     <w:semiHidden/>
@@ -6174,16 +6269,16 @@
       </w:tblCellMar>
     </w:tblPr>
   </w:style>
-  <w:style w:type="numbering" w:default="1" w:styleId="NoList">
+  <w:style w:type="numbering" w:default="1" w:styleId="Sinlista">
     <w:name w:val="No List"/>
     <w:uiPriority w:val="99"/>
     <w:semiHidden/>
     <w:unhideWhenUsed/>
   </w:style>
-  <w:style w:type="character" w:customStyle="1" w:styleId="Heading1Char">
-    <w:name w:val="Heading 1 Char"/>
-    <w:basedOn w:val="DefaultParagraphFont"/>
-    <w:link w:val="Heading1"/>
+  <w:style w:type="character" w:customStyle="1" w:styleId="Ttulo1Car">
+    <w:name w:val="Título 1 Car"/>
+    <w:basedOn w:val="Fuentedeprrafopredeter"/>
+    <w:link w:val="Ttulo1"/>
     <w:uiPriority w:val="9"/>
     <w:rsid w:val="00F86B65"/>
     <w:rPr>
@@ -6193,10 +6288,10 @@
       <w:szCs w:val="40"/>
     </w:rPr>
   </w:style>
-  <w:style w:type="character" w:customStyle="1" w:styleId="Heading2Char">
-    <w:name w:val="Heading 2 Char"/>
-    <w:basedOn w:val="DefaultParagraphFont"/>
-    <w:link w:val="Heading2"/>
+  <w:style w:type="character" w:customStyle="1" w:styleId="Ttulo2Car">
+    <w:name w:val="Título 2 Car"/>
+    <w:basedOn w:val="Fuentedeprrafopredeter"/>
+    <w:link w:val="Ttulo2"/>
     <w:uiPriority w:val="9"/>
     <w:semiHidden/>
     <w:rsid w:val="00F86B65"/>
@@ -6207,10 +6302,10 @@
       <w:szCs w:val="32"/>
     </w:rPr>
   </w:style>
-  <w:style w:type="character" w:customStyle="1" w:styleId="Heading3Char">
-    <w:name w:val="Heading 3 Char"/>
-    <w:basedOn w:val="DefaultParagraphFont"/>
-    <w:link w:val="Heading3"/>
+  <w:style w:type="character" w:customStyle="1" w:styleId="Ttulo3Car">
+    <w:name w:val="Título 3 Car"/>
+    <w:basedOn w:val="Fuentedeprrafopredeter"/>
+    <w:link w:val="Ttulo3"/>
     <w:uiPriority w:val="9"/>
     <w:semiHidden/>
     <w:rsid w:val="00F86B65"/>
@@ -6221,10 +6316,10 @@
       <w:szCs w:val="28"/>
     </w:rPr>
   </w:style>
-  <w:style w:type="character" w:customStyle="1" w:styleId="Heading4Char">
-    <w:name w:val="Heading 4 Char"/>
-    <w:basedOn w:val="DefaultParagraphFont"/>
-    <w:link w:val="Heading4"/>
+  <w:style w:type="character" w:customStyle="1" w:styleId="Ttulo4Car">
+    <w:name w:val="Título 4 Car"/>
+    <w:basedOn w:val="Fuentedeprrafopredeter"/>
+    <w:link w:val="Ttulo4"/>
     <w:uiPriority w:val="9"/>
     <w:semiHidden/>
     <w:rsid w:val="00F86B65"/>
@@ -6235,10 +6330,10 @@
       <w:color w:val="0F4761" w:themeColor="accent1" w:themeShade="BF"/>
     </w:rPr>
   </w:style>
-  <w:style w:type="character" w:customStyle="1" w:styleId="Heading5Char">
-    <w:name w:val="Heading 5 Char"/>
-    <w:basedOn w:val="DefaultParagraphFont"/>
-    <w:link w:val="Heading5"/>
+  <w:style w:type="character" w:customStyle="1" w:styleId="Ttulo5Car">
+    <w:name w:val="Título 5 Car"/>
+    <w:basedOn w:val="Fuentedeprrafopredeter"/>
+    <w:link w:val="Ttulo5"/>
     <w:uiPriority w:val="9"/>
     <w:semiHidden/>
     <w:rsid w:val="00F86B65"/>
@@ -6247,10 +6342,10 @@
       <w:color w:val="0F4761" w:themeColor="accent1" w:themeShade="BF"/>
     </w:rPr>
   </w:style>
-  <w:style w:type="character" w:customStyle="1" w:styleId="Heading6Char">
-    <w:name w:val="Heading 6 Char"/>
-    <w:basedOn w:val="DefaultParagraphFont"/>
-    <w:link w:val="Heading6"/>
+  <w:style w:type="character" w:customStyle="1" w:styleId="Ttulo6Car">
+    <w:name w:val="Título 6 Car"/>
+    <w:basedOn w:val="Fuentedeprrafopredeter"/>
+    <w:link w:val="Ttulo6"/>
     <w:uiPriority w:val="9"/>
     <w:semiHidden/>
     <w:rsid w:val="00F86B65"/>
@@ -6261,10 +6356,10 @@
       <w:color w:val="595959" w:themeColor="text1" w:themeTint="A6"/>
     </w:rPr>
   </w:style>
-  <w:style w:type="character" w:customStyle="1" w:styleId="Heading7Char">
-    <w:name w:val="Heading 7 Char"/>
-    <w:basedOn w:val="DefaultParagraphFont"/>
-    <w:link w:val="Heading7"/>
+  <w:style w:type="character" w:customStyle="1" w:styleId="Ttulo7Car">
+    <w:name w:val="Título 7 Car"/>
+    <w:basedOn w:val="Fuentedeprrafopredeter"/>
+    <w:link w:val="Ttulo7"/>
     <w:uiPriority w:val="9"/>
     <w:semiHidden/>
     <w:rsid w:val="00F86B65"/>
@@ -6273,10 +6368,10 @@
       <w:color w:val="595959" w:themeColor="text1" w:themeTint="A6"/>
     </w:rPr>
   </w:style>
-  <w:style w:type="character" w:customStyle="1" w:styleId="Heading8Char">
-    <w:name w:val="Heading 8 Char"/>
-    <w:basedOn w:val="DefaultParagraphFont"/>
-    <w:link w:val="Heading8"/>
+  <w:style w:type="character" w:customStyle="1" w:styleId="Ttulo8Car">
+    <w:name w:val="Título 8 Car"/>
+    <w:basedOn w:val="Fuentedeprrafopredeter"/>
+    <w:link w:val="Ttulo8"/>
     <w:uiPriority w:val="9"/>
     <w:semiHidden/>
     <w:rsid w:val="00F86B65"/>
@@ -6287,10 +6382,10 @@
       <w:color w:val="272727" w:themeColor="text1" w:themeTint="D8"/>
     </w:rPr>
   </w:style>
-  <w:style w:type="character" w:customStyle="1" w:styleId="Heading9Char">
-    <w:name w:val="Heading 9 Char"/>
-    <w:basedOn w:val="DefaultParagraphFont"/>
-    <w:link w:val="Heading9"/>
+  <w:style w:type="character" w:customStyle="1" w:styleId="Ttulo9Car">
+    <w:name w:val="Título 9 Car"/>
+    <w:basedOn w:val="Fuentedeprrafopredeter"/>
+    <w:link w:val="Ttulo9"/>
     <w:uiPriority w:val="9"/>
     <w:semiHidden/>
     <w:rsid w:val="00F86B65"/>
@@ -6299,11 +6394,11 @@
       <w:color w:val="272727" w:themeColor="text1" w:themeTint="D8"/>
     </w:rPr>
   </w:style>
-  <w:style w:type="paragraph" w:styleId="Title">
+  <w:style w:type="paragraph" w:styleId="Ttulo">
     <w:name w:val="Title"/>
     <w:basedOn w:val="Normal"/>
     <w:next w:val="Normal"/>
-    <w:link w:val="TitleChar"/>
+    <w:link w:val="TtuloCar"/>
     <w:uiPriority w:val="10"/>
     <w:qFormat/>
     <w:rsid w:val="00F86B65"/>
@@ -6320,10 +6415,10 @@
       <w14:ligatures w14:val="standardContextual"/>
     </w:rPr>
   </w:style>
-  <w:style w:type="character" w:customStyle="1" w:styleId="TitleChar">
-    <w:name w:val="Title Char"/>
-    <w:basedOn w:val="DefaultParagraphFont"/>
-    <w:link w:val="Title"/>
+  <w:style w:type="character" w:customStyle="1" w:styleId="TtuloCar">
+    <w:name w:val="Título Car"/>
+    <w:basedOn w:val="Fuentedeprrafopredeter"/>
+    <w:link w:val="Ttulo"/>
     <w:uiPriority w:val="10"/>
     <w:rsid w:val="00F86B65"/>
     <w:rPr>
@@ -6334,11 +6429,11 @@
       <w:szCs w:val="56"/>
     </w:rPr>
   </w:style>
-  <w:style w:type="paragraph" w:styleId="Subtitle">
+  <w:style w:type="paragraph" w:styleId="Subttulo">
     <w:name w:val="Subtitle"/>
     <w:basedOn w:val="Normal"/>
     <w:next w:val="Normal"/>
-    <w:link w:val="SubtitleChar"/>
+    <w:link w:val="SubttuloCar"/>
     <w:uiPriority w:val="11"/>
     <w:qFormat/>
     <w:rsid w:val="00F86B65"/>
@@ -6358,10 +6453,10 @@
       <w14:ligatures w14:val="standardContextual"/>
     </w:rPr>
   </w:style>
-  <w:style w:type="character" w:customStyle="1" w:styleId="SubtitleChar">
-    <w:name w:val="Subtitle Char"/>
-    <w:basedOn w:val="DefaultParagraphFont"/>
-    <w:link w:val="Subtitle"/>
+  <w:style w:type="character" w:customStyle="1" w:styleId="SubttuloCar">
+    <w:name w:val="Subtítulo Car"/>
+    <w:basedOn w:val="Fuentedeprrafopredeter"/>
+    <w:link w:val="Subttulo"/>
     <w:uiPriority w:val="11"/>
     <w:rsid w:val="00F86B65"/>
     <w:rPr>
@@ -6372,11 +6467,11 @@
       <w:szCs w:val="28"/>
     </w:rPr>
   </w:style>
-  <w:style w:type="paragraph" w:styleId="Quote">
+  <w:style w:type="paragraph" w:styleId="Cita">
     <w:name w:val="Quote"/>
     <w:basedOn w:val="Normal"/>
     <w:next w:val="Normal"/>
-    <w:link w:val="QuoteChar"/>
+    <w:link w:val="CitaCar"/>
     <w:uiPriority w:val="29"/>
     <w:qFormat/>
     <w:rsid w:val="00F86B65"/>
@@ -6394,10 +6489,10 @@
       <w14:ligatures w14:val="standardContextual"/>
     </w:rPr>
   </w:style>
-  <w:style w:type="character" w:customStyle="1" w:styleId="QuoteChar">
-    <w:name w:val="Quote Char"/>
-    <w:basedOn w:val="DefaultParagraphFont"/>
-    <w:link w:val="Quote"/>
+  <w:style w:type="character" w:customStyle="1" w:styleId="CitaCar">
+    <w:name w:val="Cita Car"/>
+    <w:basedOn w:val="Fuentedeprrafopredeter"/>
+    <w:link w:val="Cita"/>
     <w:uiPriority w:val="29"/>
     <w:rsid w:val="00F86B65"/>
     <w:rPr>
@@ -6406,7 +6501,7 @@
       <w:color w:val="404040" w:themeColor="text1" w:themeTint="BF"/>
     </w:rPr>
   </w:style>
-  <w:style w:type="paragraph" w:styleId="ListParagraph">
+  <w:style w:type="paragraph" w:styleId="Prrafodelista">
     <w:name w:val="List Paragraph"/>
     <w:basedOn w:val="Normal"/>
     <w:uiPriority w:val="34"/>
@@ -6424,9 +6519,9 @@
       <w14:ligatures w14:val="standardContextual"/>
     </w:rPr>
   </w:style>
-  <w:style w:type="character" w:styleId="IntenseEmphasis">
+  <w:style w:type="character" w:styleId="nfasisintenso">
     <w:name w:val="Intense Emphasis"/>
-    <w:basedOn w:val="DefaultParagraphFont"/>
+    <w:basedOn w:val="Fuentedeprrafopredeter"/>
     <w:uiPriority w:val="21"/>
     <w:qFormat/>
     <w:rsid w:val="00F86B65"/>
@@ -6436,11 +6531,11 @@
       <w:color w:val="0F4761" w:themeColor="accent1" w:themeShade="BF"/>
     </w:rPr>
   </w:style>
-  <w:style w:type="paragraph" w:styleId="IntenseQuote">
+  <w:style w:type="paragraph" w:styleId="Citadestacada">
     <w:name w:val="Intense Quote"/>
     <w:basedOn w:val="Normal"/>
     <w:next w:val="Normal"/>
-    <w:link w:val="IntenseQuoteChar"/>
+    <w:link w:val="CitadestacadaCar"/>
     <w:uiPriority w:val="30"/>
     <w:qFormat/>
     <w:rsid w:val="00F86B65"/>
@@ -6463,10 +6558,10 @@
       <w14:ligatures w14:val="standardContextual"/>
     </w:rPr>
   </w:style>
-  <w:style w:type="character" w:customStyle="1" w:styleId="IntenseQuoteChar">
-    <w:name w:val="Intense Quote Char"/>
-    <w:basedOn w:val="DefaultParagraphFont"/>
-    <w:link w:val="IntenseQuote"/>
+  <w:style w:type="character" w:customStyle="1" w:styleId="CitadestacadaCar">
+    <w:name w:val="Cita destacada Car"/>
+    <w:basedOn w:val="Fuentedeprrafopredeter"/>
+    <w:link w:val="Citadestacada"/>
     <w:uiPriority w:val="30"/>
     <w:rsid w:val="00F86B65"/>
     <w:rPr>
@@ -6475,9 +6570,9 @@
       <w:color w:val="0F4761" w:themeColor="accent1" w:themeShade="BF"/>
     </w:rPr>
   </w:style>
-  <w:style w:type="character" w:styleId="IntenseReference">
+  <w:style w:type="character" w:styleId="Referenciaintensa">
     <w:name w:val="Intense Reference"/>
-    <w:basedOn w:val="DefaultParagraphFont"/>
+    <w:basedOn w:val="Fuentedeprrafopredeter"/>
     <w:uiPriority w:val="32"/>
     <w:qFormat/>
     <w:rsid w:val="00F86B65"/>
@@ -6489,9 +6584,9 @@
       <w:spacing w:val="5"/>
     </w:rPr>
   </w:style>
-  <w:style w:type="table" w:styleId="TableGrid">
+  <w:style w:type="table" w:styleId="Tablaconcuadrcula">
     <w:name w:val="Table Grid"/>
-    <w:basedOn w:val="TableNormal"/>
+    <w:basedOn w:val="Tablanormal"/>
     <w:uiPriority w:val="59"/>
     <w:rsid w:val="00F86B65"/>
     <w:pPr>
@@ -6515,10 +6610,10 @@
       </w:tblBorders>
     </w:tblPr>
   </w:style>
-  <w:style w:type="paragraph" w:styleId="Header">
+  <w:style w:type="paragraph" w:styleId="Encabezado">
     <w:name w:val="header"/>
     <w:basedOn w:val="Normal"/>
-    <w:link w:val="HeaderChar"/>
+    <w:link w:val="EncabezadoCar"/>
     <w:uiPriority w:val="99"/>
     <w:unhideWhenUsed/>
     <w:rsid w:val="00F86B65"/>
@@ -6530,10 +6625,10 @@
       <w:spacing w:after="0" w:line="240" w:lineRule="auto"/>
     </w:pPr>
   </w:style>
-  <w:style w:type="character" w:customStyle="1" w:styleId="HeaderChar">
-    <w:name w:val="Header Char"/>
-    <w:basedOn w:val="DefaultParagraphFont"/>
-    <w:link w:val="Header"/>
+  <w:style w:type="character" w:customStyle="1" w:styleId="EncabezadoCar">
+    <w:name w:val="Encabezado Car"/>
+    <w:basedOn w:val="Fuentedeprrafopredeter"/>
+    <w:link w:val="Encabezado"/>
     <w:uiPriority w:val="99"/>
     <w:rsid w:val="00F86B65"/>
     <w:rPr>
@@ -6544,10 +6639,10 @@
       <w14:ligatures w14:val="none"/>
     </w:rPr>
   </w:style>
-  <w:style w:type="paragraph" w:styleId="Footer">
+  <w:style w:type="paragraph" w:styleId="Piedepgina">
     <w:name w:val="footer"/>
     <w:basedOn w:val="Normal"/>
-    <w:link w:val="FooterChar"/>
+    <w:link w:val="PiedepginaCar"/>
     <w:uiPriority w:val="99"/>
     <w:unhideWhenUsed/>
     <w:rsid w:val="00F86B65"/>
@@ -6559,10 +6654,10 @@
       <w:spacing w:after="0" w:line="240" w:lineRule="auto"/>
     </w:pPr>
   </w:style>
-  <w:style w:type="character" w:customStyle="1" w:styleId="FooterChar">
-    <w:name w:val="Footer Char"/>
-    <w:basedOn w:val="DefaultParagraphFont"/>
-    <w:link w:val="Footer"/>
+  <w:style w:type="character" w:customStyle="1" w:styleId="PiedepginaCar">
+    <w:name w:val="Pie de página Car"/>
+    <w:basedOn w:val="Fuentedeprrafopredeter"/>
+    <w:link w:val="Piedepgina"/>
     <w:uiPriority w:val="99"/>
     <w:rsid w:val="00F86B65"/>
     <w:rPr>
@@ -7527,7 +7622,7 @@
               <a:ea typeface="Tahoma" panose="020B0604030504040204" pitchFamily="34" charset="0"/>
               <a:cs typeface="Tahoma" panose="020B0604030504040204" pitchFamily="34" charset="0"/>
             </a:rPr>
-            <a:t>Director de proyecto</a:t>
+            <a:t>Jefe de proyecto</a:t>
           </a:r>
         </a:p>
       </dgm:t>
@@ -10105,7 +10200,7 @@
               <a:ea typeface="Tahoma" panose="020B0604030504040204" pitchFamily="34" charset="0"/>
               <a:cs typeface="Tahoma" panose="020B0604030504040204" pitchFamily="34" charset="0"/>
             </a:rPr>
-            <a:t>Director de proyecto</a:t>
+            <a:t>Jefe de proyecto</a:t>
           </a:r>
         </a:p>
       </dsp:txBody>
